--- a/hackathon/11_QA_Report.docx
+++ b/hackathon/11_QA_Report.docx
@@ -4,29 +4,35 @@
   <w:body>
     <w:p>
       <w:pPr>
-        <w:pStyle w:val="Heading1"/>
+        <w:pStyle w:val="Title"/>
       </w:pPr>
       <w:r>
         <w:rPr>
-          <w:color w:val="17365D"/>
+          <w:rFonts w:ascii="Calibri" w:hAnsi="Calibri"/>
+          <w:b/>
+          <w:color w:val="000000"/>
+          <w:sz w:val="40"/>
         </w:rPr>
         <w:t>QA Test Execution Report</w:t>
       </w:r>
     </w:p>
     <w:p>
       <w:pPr>
-        <w:pStyle w:val="Heading2"/>
+        <w:pStyle w:val="Heading1"/>
       </w:pPr>
       <w:r>
         <w:rPr>
-          <w:color w:val="17365D"/>
+          <w:rFonts w:ascii="Calibri" w:hAnsi="Calibri"/>
+          <w:b/>
+          <w:color w:val="000000"/>
+          <w:sz w:val="30"/>
         </w:rPr>
         <w:t>AI-Driven Adaptive Learning Platform</w:t>
       </w:r>
     </w:p>
     <w:tbl>
       <w:tblPr>
-        <w:tblStyle w:val="LightGrid-Accent1"/>
+        <w:tblStyle w:val="TableGrid"/>
         <w:tblW w:type="auto" w:w="0"/>
         <w:tblLook w:firstColumn="1" w:firstRow="1" w:lastColumn="0" w:lastRow="0" w:noHBand="0" w:noVBand="1" w:val="04A0"/>
       </w:tblPr>
@@ -38,16 +44,16 @@
         <w:tc>
           <w:tcPr>
             <w:tcW w:type="dxa" w:w="4320"/>
+            <w:shd w:val="clear" w:fill="E7E6E6"/>
           </w:tcPr>
           <w:p>
+            <w:r/>
             <w:r>
               <w:rPr>
+                <w:rFonts w:ascii="Calibri" w:hAnsi="Calibri"/>
                 <w:b/>
-              </w:rPr>
-            </w:r>
-            <w:r>
-              <w:rPr>
-                <w:b/>
+                <w:color w:val="111111"/>
+                <w:sz w:val="20"/>
               </w:rPr>
               <w:t>Field</w:t>
             </w:r>
@@ -56,16 +62,16 @@
         <w:tc>
           <w:tcPr>
             <w:tcW w:type="dxa" w:w="4320"/>
+            <w:shd w:val="clear" w:fill="E7E6E6"/>
           </w:tcPr>
           <w:p>
+            <w:r/>
             <w:r>
               <w:rPr>
+                <w:rFonts w:ascii="Calibri" w:hAnsi="Calibri"/>
                 <w:b/>
-              </w:rPr>
-            </w:r>
-            <w:r>
-              <w:rPr>
-                <w:b/>
+                <w:color w:val="111111"/>
+                <w:sz w:val="20"/>
               </w:rPr>
               <w:t>Detail</w:t>
             </w:r>
@@ -81,7 +87,10 @@
             <w:r/>
             <w:r>
               <w:rPr>
+                <w:rFonts w:ascii="Calibri" w:hAnsi="Calibri"/>
                 <w:b/>
+                <w:color w:val="111111"/>
+                <w:sz w:val="20"/>
               </w:rPr>
               <w:t>Document ID</w:t>
             </w:r>
@@ -94,6 +103,12 @@
           <w:p>
             <w:r/>
             <w:r>
+              <w:rPr>
+                <w:rFonts w:ascii="Calibri" w:hAnsi="Calibri"/>
+                <w:b w:val="0"/>
+                <w:color w:val="111111"/>
+                <w:sz w:val="20"/>
+              </w:rPr>
               <w:t>11_QA_Report</w:t>
             </w:r>
           </w:p>
@@ -108,7 +123,10 @@
             <w:r/>
             <w:r>
               <w:rPr>
+                <w:rFonts w:ascii="Calibri" w:hAnsi="Calibri"/>
                 <w:b/>
+                <w:color w:val="111111"/>
+                <w:sz w:val="20"/>
               </w:rPr>
               <w:t>Version</w:t>
             </w:r>
@@ -121,6 +139,12 @@
           <w:p>
             <w:r/>
             <w:r>
+              <w:rPr>
+                <w:rFonts w:ascii="Calibri" w:hAnsi="Calibri"/>
+                <w:b w:val="0"/>
+                <w:color w:val="111111"/>
+                <w:sz w:val="20"/>
+              </w:rPr>
               <w:t>1.0</w:t>
             </w:r>
           </w:p>
@@ -135,7 +159,10 @@
             <w:r/>
             <w:r>
               <w:rPr>
+                <w:rFonts w:ascii="Calibri" w:hAnsi="Calibri"/>
                 <w:b/>
+                <w:color w:val="111111"/>
+                <w:sz w:val="20"/>
               </w:rPr>
               <w:t>Execution Date</w:t>
             </w:r>
@@ -148,6 +175,12 @@
           <w:p>
             <w:r/>
             <w:r>
+              <w:rPr>
+                <w:rFonts w:ascii="Calibri" w:hAnsi="Calibri"/>
+                <w:b w:val="0"/>
+                <w:color w:val="111111"/>
+                <w:sz w:val="20"/>
+              </w:rPr>
               <w:t>2026-08-29</w:t>
             </w:r>
           </w:p>
@@ -162,7 +195,10 @@
             <w:r/>
             <w:r>
               <w:rPr>
+                <w:rFonts w:ascii="Calibri" w:hAnsi="Calibri"/>
                 <w:b/>
+                <w:color w:val="111111"/>
+                <w:sz w:val="20"/>
               </w:rPr>
               <w:t>Author</w:t>
             </w:r>
@@ -175,6 +211,12 @@
           <w:p>
             <w:r/>
             <w:r>
+              <w:rPr>
+                <w:rFonts w:ascii="Calibri" w:hAnsi="Calibri"/>
+                <w:b w:val="0"/>
+                <w:color w:val="111111"/>
+                <w:sz w:val="20"/>
+              </w:rPr>
               <w:t>Syed Azan Mehdi Shah</w:t>
             </w:r>
           </w:p>
@@ -189,7 +231,10 @@
             <w:r/>
             <w:r>
               <w:rPr>
+                <w:rFonts w:ascii="Calibri" w:hAnsi="Calibri"/>
                 <w:b/>
+                <w:color w:val="111111"/>
+                <w:sz w:val="20"/>
               </w:rPr>
               <w:t>Test Plan</w:t>
             </w:r>
@@ -202,6 +247,12 @@
           <w:p>
             <w:r/>
             <w:r>
+              <w:rPr>
+                <w:rFonts w:ascii="Calibri" w:hAnsi="Calibri"/>
+                <w:b w:val="0"/>
+                <w:color w:val="111111"/>
+                <w:sz w:val="20"/>
+              </w:rPr>
               <w:t>10_QA_Test_Plan.md</w:t>
             </w:r>
           </w:p>
@@ -216,7 +267,10 @@
             <w:r/>
             <w:r>
               <w:rPr>
+                <w:rFonts w:ascii="Calibri" w:hAnsi="Calibri"/>
                 <w:b/>
+                <w:color w:val="111111"/>
+                <w:sz w:val="20"/>
               </w:rPr>
               <w:t>Environment</w:t>
             </w:r>
@@ -229,6 +283,12 @@
           <w:p>
             <w:r/>
             <w:r>
+              <w:rPr>
+                <w:rFonts w:ascii="Calibri" w:hAnsi="Calibri"/>
+                <w:b w:val="0"/>
+                <w:color w:val="111111"/>
+                <w:sz w:val="20"/>
+              </w:rPr>
               <w:t>Node 24 · Express 5 (mock AI mode) · embedded MongoDB · Vite SPA · Windows 10</w:t>
             </w:r>
           </w:p>
@@ -238,18 +298,21 @@
     <w:p/>
     <w:p>
       <w:pPr>
-        <w:pStyle w:val="Heading2"/>
+        <w:pStyle w:val="Heading1"/>
       </w:pPr>
       <w:r>
         <w:rPr>
-          <w:color w:val="17365D"/>
+          <w:rFonts w:ascii="Calibri" w:hAnsi="Calibri"/>
+          <w:b/>
+          <w:color w:val="000000"/>
+          <w:sz w:val="30"/>
         </w:rPr>
         <w:t>1. Executive Summary</w:t>
       </w:r>
     </w:p>
     <w:tbl>
       <w:tblPr>
-        <w:tblStyle w:val="LightGrid-Accent1"/>
+        <w:tblStyle w:val="TableGrid"/>
         <w:tblW w:type="auto" w:w="0"/>
         <w:tblLook w:firstColumn="1" w:firstRow="1" w:lastColumn="0" w:lastRow="0" w:noHBand="0" w:noVBand="1" w:val="04A0"/>
       </w:tblPr>
@@ -261,16 +324,16 @@
         <w:tc>
           <w:tcPr>
             <w:tcW w:type="dxa" w:w="4320"/>
+            <w:shd w:val="clear" w:fill="E7E6E6"/>
           </w:tcPr>
           <w:p>
+            <w:r/>
             <w:r>
               <w:rPr>
+                <w:rFonts w:ascii="Calibri" w:hAnsi="Calibri"/>
                 <w:b/>
-              </w:rPr>
-            </w:r>
-            <w:r>
-              <w:rPr>
-                <w:b/>
+                <w:color w:val="111111"/>
+                <w:sz w:val="20"/>
               </w:rPr>
               <w:t>Metric</w:t>
             </w:r>
@@ -279,16 +342,16 @@
         <w:tc>
           <w:tcPr>
             <w:tcW w:type="dxa" w:w="4320"/>
+            <w:shd w:val="clear" w:fill="E7E6E6"/>
           </w:tcPr>
           <w:p>
+            <w:r/>
             <w:r>
               <w:rPr>
+                <w:rFonts w:ascii="Calibri" w:hAnsi="Calibri"/>
                 <w:b/>
-              </w:rPr>
-            </w:r>
-            <w:r>
-              <w:rPr>
-                <w:b/>
+                <w:color w:val="111111"/>
+                <w:sz w:val="20"/>
               </w:rPr>
               <w:t>Result</w:t>
             </w:r>
@@ -303,6 +366,12 @@
           <w:p>
             <w:r/>
             <w:r>
+              <w:rPr>
+                <w:rFonts w:ascii="Calibri" w:hAnsi="Calibri"/>
+                <w:b w:val="0"/>
+                <w:color w:val="111111"/>
+                <w:sz w:val="20"/>
+              </w:rPr>
               <w:t>Automated API cases</w:t>
             </w:r>
           </w:p>
@@ -315,21 +384,37 @@
             <w:r/>
             <w:r>
               <w:rPr>
+                <w:rFonts w:ascii="Calibri" w:hAnsi="Calibri"/>
                 <w:b/>
+                <w:color w:val="111111"/>
+                <w:sz w:val="20"/>
               </w:rPr>
               <w:t>51 / 51 passed</w:t>
             </w:r>
             <w:r>
+              <w:rPr>
+                <w:rFonts w:ascii="Calibri" w:hAnsi="Calibri"/>
+                <w:b w:val="0"/>
+                <w:color w:val="111111"/>
+                <w:sz w:val="20"/>
+              </w:rPr>
               <w:t xml:space="preserve"> (</w:t>
             </w:r>
             <w:r>
               <w:rPr>
                 <w:rFonts w:ascii="Consolas" w:hAnsi="Consolas"/>
-                <w:sz w:val="20"/>
+                <w:color w:val="333333"/>
+                <w:sz w:val="18"/>
               </w:rPr>
               <w:t>scripts/qa_api.sh</w:t>
             </w:r>
             <w:r>
+              <w:rPr>
+                <w:rFonts w:ascii="Calibri" w:hAnsi="Calibri"/>
+                <w:b w:val="0"/>
+                <w:color w:val="111111"/>
+                <w:sz w:val="20"/>
+              </w:rPr>
               <w:t>)</w:t>
             </w:r>
           </w:p>
@@ -343,6 +428,12 @@
           <w:p>
             <w:r/>
             <w:r>
+              <w:rPr>
+                <w:rFonts w:ascii="Calibri" w:hAnsi="Calibri"/>
+                <w:b w:val="0"/>
+                <w:color w:val="111111"/>
+                <w:sz w:val="20"/>
+              </w:rPr>
               <w:t>Automated unit/integration tests</w:t>
             </w:r>
           </w:p>
@@ -355,11 +446,20 @@
             <w:r/>
             <w:r>
               <w:rPr>
+                <w:rFonts w:ascii="Calibri" w:hAnsi="Calibri"/>
                 <w:b/>
+                <w:color w:val="111111"/>
+                <w:sz w:val="20"/>
               </w:rPr>
               <w:t>24 / 24 passed</w:t>
             </w:r>
             <w:r>
+              <w:rPr>
+                <w:rFonts w:ascii="Calibri" w:hAnsi="Calibri"/>
+                <w:b w:val="0"/>
+                <w:color w:val="111111"/>
+                <w:sz w:val="20"/>
+              </w:rPr>
               <w:t xml:space="preserve"> (Vitest + Supertest)</w:t>
             </w:r>
           </w:p>
@@ -373,6 +473,12 @@
           <w:p>
             <w:r/>
             <w:r>
+              <w:rPr>
+                <w:rFonts w:ascii="Calibri" w:hAnsi="Calibri"/>
+                <w:b w:val="0"/>
+                <w:color w:val="111111"/>
+                <w:sz w:val="20"/>
+              </w:rPr>
               <w:t>Browser UI verifications</w:t>
             </w:r>
           </w:p>
@@ -385,7 +491,10 @@
             <w:r/>
             <w:r>
               <w:rPr>
+                <w:rFonts w:ascii="Calibri" w:hAnsi="Calibri"/>
                 <w:b/>
+                <w:color w:val="111111"/>
+                <w:sz w:val="20"/>
               </w:rPr>
               <w:t>10 / 10 passed</w:t>
             </w:r>
@@ -400,6 +509,12 @@
           <w:p>
             <w:r/>
             <w:r>
+              <w:rPr>
+                <w:rFonts w:ascii="Calibri" w:hAnsi="Calibri"/>
+                <w:b w:val="0"/>
+                <w:color w:val="111111"/>
+                <w:sz w:val="20"/>
+              </w:rPr>
               <w:t>Security checks</w:t>
             </w:r>
           </w:p>
@@ -412,11 +527,20 @@
             <w:r/>
             <w:r>
               <w:rPr>
+                <w:rFonts w:ascii="Calibri" w:hAnsi="Calibri"/>
                 <w:b/>
+                <w:color w:val="111111"/>
+                <w:sz w:val="20"/>
               </w:rPr>
               <w:t>All passed</w:t>
             </w:r>
             <w:r>
+              <w:rPr>
+                <w:rFonts w:ascii="Calibri" w:hAnsi="Calibri"/>
+                <w:b w:val="0"/>
+                <w:color w:val="111111"/>
+                <w:sz w:val="20"/>
+              </w:rPr>
               <w:t xml:space="preserve"> (headers, rate limits, token tampering, injection)</w:t>
             </w:r>
           </w:p>
@@ -430,6 +554,12 @@
           <w:p>
             <w:r/>
             <w:r>
+              <w:rPr>
+                <w:rFonts w:ascii="Calibri" w:hAnsi="Calibri"/>
+                <w:b w:val="0"/>
+                <w:color w:val="111111"/>
+                <w:sz w:val="20"/>
+              </w:rPr>
               <w:t>Open S1/S2 defects</w:t>
             </w:r>
           </w:p>
@@ -442,7 +572,10 @@
             <w:r/>
             <w:r>
               <w:rPr>
+                <w:rFonts w:ascii="Calibri" w:hAnsi="Calibri"/>
                 <w:b/>
+                <w:color w:val="111111"/>
+                <w:sz w:val="20"/>
               </w:rPr>
               <w:t>0</w:t>
             </w:r>
@@ -457,6 +590,12 @@
           <w:p>
             <w:r/>
             <w:r>
+              <w:rPr>
+                <w:rFonts w:ascii="Calibri" w:hAnsi="Calibri"/>
+                <w:b w:val="0"/>
+                <w:color w:val="111111"/>
+                <w:sz w:val="20"/>
+              </w:rPr>
               <w:t>AI mode</w:t>
             </w:r>
           </w:p>
@@ -468,16 +607,29 @@
           <w:p>
             <w:r/>
             <w:r>
+              <w:rPr>
+                <w:rFonts w:ascii="Calibri" w:hAnsi="Calibri"/>
+                <w:b w:val="0"/>
+                <w:color w:val="111111"/>
+                <w:sz w:val="20"/>
+              </w:rPr>
               <w:t>Live Gemini (</w:t>
             </w:r>
             <w:r>
               <w:rPr>
                 <w:rFonts w:ascii="Consolas" w:hAnsi="Consolas"/>
-                <w:sz w:val="20"/>
+                <w:color w:val="333333"/>
+                <w:sz w:val="18"/>
               </w:rPr>
               <w:t>gemini-3.6-flash</w:t>
             </w:r>
             <w:r>
+              <w:rPr>
+                <w:rFonts w:ascii="Calibri" w:hAnsi="Calibri"/>
+                <w:b w:val="0"/>
+                <w:color w:val="111111"/>
+                <w:sz w:val="20"/>
+              </w:rPr>
               <w:t>) with graceful fallback on quota/timeout</w:t>
             </w:r>
           </w:p>
@@ -491,6 +643,12 @@
           <w:p>
             <w:r/>
             <w:r>
+              <w:rPr>
+                <w:rFonts w:ascii="Calibri" w:hAnsi="Calibri"/>
+                <w:b w:val="0"/>
+                <w:color w:val="111111"/>
+                <w:sz w:val="20"/>
+              </w:rPr>
               <w:t>Verdict</w:t>
             </w:r>
           </w:p>
@@ -503,7 +661,10 @@
             <w:r/>
             <w:r>
               <w:rPr>
+                <w:rFonts w:ascii="Calibri" w:hAnsi="Calibri"/>
                 <w:b/>
+                <w:color w:val="111111"/>
+                <w:sz w:val="20"/>
               </w:rPr>
               <w:t>PASS — MVP is release-ready for demo/hackathon environments</w:t>
             </w:r>
@@ -514,31 +675,62 @@
     <w:p/>
     <w:p>
       <w:r>
+        <w:rPr>
+          <w:rFonts w:ascii="Calibri" w:hAnsi="Calibri"/>
+          <w:b w:val="0"/>
+          <w:color w:val="111111"/>
+          <w:sz w:val="22"/>
+        </w:rPr>
         <w:t>The system was exercised end-to-end: registration → adaptive diagnostic → lesson adaptation →</w:t>
       </w:r>
     </w:p>
     <w:p>
       <w:r>
+        <w:rPr>
+          <w:rFonts w:ascii="Calibri" w:hAnsi="Calibri"/>
+          <w:b w:val="0"/>
+          <w:color w:val="111111"/>
+          <w:sz w:val="22"/>
+        </w:rPr>
         <w:t>code evaluation → chatbot → subscription upgrade → Memory Twin forecast → Rescue Review →</w:t>
       </w:r>
     </w:p>
     <w:p>
       <w:r>
+        <w:rPr>
+          <w:rFonts w:ascii="Calibri" w:hAnsi="Calibri"/>
+          <w:b w:val="0"/>
+          <w:color w:val="111111"/>
+          <w:sz w:val="22"/>
+        </w:rPr>
         <w:t>Struggle DNA → admin actions → audit trail. Every premium gate returned the correct status</w:t>
       </w:r>
     </w:p>
     <w:p>
       <w:r>
+        <w:rPr>
+          <w:rFonts w:ascii="Calibri" w:hAnsi="Calibri"/>
+          <w:b w:val="0"/>
+          <w:color w:val="111111"/>
+          <w:sz w:val="22"/>
+        </w:rPr>
         <w:t>code, and no cross-user data leak was observed. The API is now DB-aware (</w:t>
       </w:r>
       <w:r>
         <w:rPr>
           <w:rFonts w:ascii="Consolas" w:hAnsi="Consolas"/>
+          <w:color w:val="333333"/>
           <w:sz w:val="20"/>
         </w:rPr>
         <w:t>/health</w:t>
       </w:r>
       <w:r>
+        <w:rPr>
+          <w:rFonts w:ascii="Calibri" w:hAnsi="Calibri"/>
+          <w:b w:val="0"/>
+          <w:color w:val="111111"/>
+          <w:sz w:val="22"/>
+        </w:rPr>
         <w:t xml:space="preserve"> reports</w:t>
       </w:r>
     </w:p>
@@ -546,17 +738,44 @@
       <w:r>
         <w:rPr>
           <w:rFonts w:ascii="Consolas" w:hAnsi="Consolas"/>
+          <w:color w:val="333333"/>
           <w:sz w:val="20"/>
         </w:rPr>
         <w:t>db: up/down</w:t>
       </w:r>
       <w:r>
+        <w:rPr>
+          <w:rFonts w:ascii="Calibri" w:hAnsi="Calibri"/>
+          <w:b w:val="0"/>
+          <w:color w:val="111111"/>
+          <w:sz w:val="22"/>
+        </w:rPr>
         <w:t xml:space="preserve"> and returns 503 when the database is unreachable), and chat never errors on</w:t>
       </w:r>
     </w:p>
     <w:p>
       <w:r>
+        <w:rPr>
+          <w:rFonts w:ascii="Calibri" w:hAnsi="Calibri"/>
+          <w:b w:val="0"/>
+          <w:color w:val="111111"/>
+          <w:sz w:val="22"/>
+        </w:rPr>
         <w:t>Gemini quota/failure — it degrades to a transparent, flagged knowledge-base answer instead.</w:t>
+      </w:r>
+    </w:p>
+    <w:p>
+      <w:pPr>
+        <w:pStyle w:val="Heading1"/>
+      </w:pPr>
+      <w:r>
+        <w:rPr>
+          <w:rFonts w:ascii="Calibri" w:hAnsi="Calibri"/>
+          <w:b/>
+          <w:color w:val="000000"/>
+          <w:sz w:val="30"/>
+        </w:rPr>
+        <w:t>2. Results by Area</w:t>
       </w:r>
     </w:p>
     <w:p>
@@ -565,292 +784,491 @@
       </w:pPr>
       <w:r>
         <w:rPr>
-          <w:color w:val="17365D"/>
-        </w:rPr>
-        <w:t>2. Results by Area</w:t>
-      </w:r>
-    </w:p>
-    <w:p>
-      <w:pPr>
-        <w:pStyle w:val="Heading3"/>
-      </w:pPr>
-      <w:r>
-        <w:rPr>
-          <w:color w:val="17365D"/>
+          <w:rFonts w:ascii="Calibri" w:hAnsi="Calibri"/>
+          <w:b/>
+          <w:color w:val="000000"/>
+          <w:sz w:val="25"/>
         </w:rPr>
         <w:t>2.1 Authentication &amp; Sessions — PASS (8/8)</w:t>
       </w:r>
     </w:p>
     <w:p>
       <w:r>
+        <w:rPr>
+          <w:rFonts w:ascii="Calibri" w:hAnsi="Calibri"/>
+          <w:b w:val="0"/>
+          <w:color w:val="111111"/>
+          <w:sz w:val="22"/>
+        </w:rPr>
         <w:t>Register/login/refresh flows return correct codes; short passwords rejected (400); duplicate</w:t>
       </w:r>
     </w:p>
     <w:p>
       <w:r>
+        <w:rPr>
+          <w:rFonts w:ascii="Calibri" w:hAnsi="Calibri"/>
+          <w:b w:val="0"/>
+          <w:color w:val="111111"/>
+          <w:sz w:val="22"/>
+        </w:rPr>
         <w:t>emails rejected (409); wrong credentials rejected (401); suspended accounts blocked (403);</w:t>
       </w:r>
     </w:p>
     <w:p>
       <w:r>
+        <w:rPr>
+          <w:rFonts w:ascii="Calibri" w:hAnsi="Calibri"/>
+          <w:b w:val="0"/>
+          <w:color w:val="111111"/>
+          <w:sz w:val="22"/>
+        </w:rPr>
         <w:t xml:space="preserve">tampered JWTs rejected (401). Tokens carry </w:t>
       </w:r>
       <w:r>
         <w:rPr>
           <w:rFonts w:ascii="Consolas" w:hAnsi="Consolas"/>
+          <w:color w:val="333333"/>
           <w:sz w:val="20"/>
         </w:rPr>
         <w:t>role</w:t>
       </w:r>
       <w:r>
+        <w:rPr>
+          <w:rFonts w:ascii="Calibri" w:hAnsi="Calibri"/>
+          <w:b w:val="0"/>
+          <w:color w:val="111111"/>
+          <w:sz w:val="22"/>
+        </w:rPr>
         <w:t xml:space="preserve"> and </w:t>
       </w:r>
       <w:r>
         <w:rPr>
           <w:rFonts w:ascii="Consolas" w:hAnsi="Consolas"/>
+          <w:color w:val="333333"/>
           <w:sz w:val="20"/>
         </w:rPr>
         <w:t>plan</w:t>
       </w:r>
       <w:r>
+        <w:rPr>
+          <w:rFonts w:ascii="Calibri" w:hAnsi="Calibri"/>
+          <w:b w:val="0"/>
+          <w:color w:val="111111"/>
+          <w:sz w:val="22"/>
+        </w:rPr>
         <w:t xml:space="preserve"> claims and are issuer-bound.</w:t>
       </w:r>
     </w:p>
     <w:p>
       <w:pPr>
-        <w:pStyle w:val="Heading3"/>
+        <w:pStyle w:val="Heading2"/>
       </w:pPr>
       <w:r>
         <w:rPr>
-          <w:color w:val="17365D"/>
+          <w:rFonts w:ascii="Calibri" w:hAnsi="Calibri"/>
+          <w:b/>
+          <w:color w:val="000000"/>
+          <w:sz w:val="25"/>
         </w:rPr>
         <w:t>2.2 RBAC &amp; Ownership — PASS (5/5)</w:t>
       </w:r>
     </w:p>
     <w:p>
       <w:r>
+        <w:rPr>
+          <w:rFonts w:ascii="Calibri" w:hAnsi="Calibri"/>
+          <w:b w:val="0"/>
+          <w:color w:val="111111"/>
+          <w:sz w:val="22"/>
+        </w:rPr>
         <w:t>Students receive 403 on all admin routes; missing tokens receive 401; cross-user access to</w:t>
       </w:r>
     </w:p>
     <w:p>
       <w:r>
+        <w:rPr>
+          <w:rFonts w:ascii="Calibri" w:hAnsi="Calibri"/>
+          <w:b w:val="0"/>
+          <w:color w:val="111111"/>
+          <w:sz w:val="22"/>
+        </w:rPr>
         <w:t>another student's submission feedback is denied (403) while owners can read their own (200).</w:t>
       </w:r>
     </w:p>
     <w:p>
       <w:pPr>
-        <w:pStyle w:val="Heading3"/>
+        <w:pStyle w:val="Heading2"/>
       </w:pPr>
       <w:r>
         <w:rPr>
-          <w:color w:val="17365D"/>
+          <w:rFonts w:ascii="Calibri" w:hAnsi="Calibri"/>
+          <w:b/>
+          <w:color w:val="000000"/>
+          <w:sz w:val="25"/>
         </w:rPr>
         <w:t>2.3 Diagnostic &amp; Capability Matrix — PASS (5/5)</w:t>
       </w:r>
     </w:p>
     <w:p>
       <w:r>
+        <w:rPr>
+          <w:rFonts w:ascii="Calibri" w:hAnsi="Calibri"/>
+          <w:b w:val="0"/>
+          <w:color w:val="111111"/>
+          <w:sz w:val="22"/>
+        </w:rPr>
         <w:t xml:space="preserve">Dynamic questions are generated without exposing </w:t>
       </w:r>
       <w:r>
         <w:rPr>
           <w:rFonts w:ascii="Consolas" w:hAnsi="Consolas"/>
+          <w:color w:val="333333"/>
           <w:sz w:val="20"/>
         </w:rPr>
         <w:t>correctIndex</w:t>
       </w:r>
       <w:r>
+        <w:rPr>
+          <w:rFonts w:ascii="Calibri" w:hAnsi="Calibri"/>
+          <w:b w:val="0"/>
+          <w:color w:val="111111"/>
+          <w:sz w:val="22"/>
+        </w:rPr>
         <w:t>; answering records recall</w:t>
       </w:r>
     </w:p>
     <w:p>
       <w:r>
+        <w:rPr>
+          <w:rFonts w:ascii="Calibri" w:hAnsi="Calibri"/>
+          <w:b w:val="0"/>
+          <w:color w:val="111111"/>
+          <w:sz w:val="22"/>
+        </w:rPr>
         <w:t xml:space="preserve">traces; completing the run builds the matrix (all attempted domains, status </w:t>
       </w:r>
       <w:r>
         <w:rPr>
           <w:rFonts w:ascii="Consolas" w:hAnsi="Consolas"/>
+          <w:color w:val="333333"/>
           <w:sz w:val="20"/>
         </w:rPr>
         <w:t>complete</w:t>
       </w:r>
       <w:r>
+        <w:rPr>
+          <w:rFonts w:ascii="Calibri" w:hAnsi="Calibri"/>
+          <w:b w:val="0"/>
+          <w:color w:val="111111"/>
+          <w:sz w:val="22"/>
+        </w:rPr>
         <w:t>).</w:t>
       </w:r>
     </w:p>
     <w:p>
       <w:pPr>
-        <w:pStyle w:val="Heading3"/>
+        <w:pStyle w:val="Heading2"/>
       </w:pPr>
       <w:r>
         <w:rPr>
-          <w:color w:val="17365D"/>
+          <w:rFonts w:ascii="Calibri" w:hAnsi="Calibri"/>
+          <w:b/>
+          <w:color w:val="000000"/>
+          <w:sz w:val="25"/>
         </w:rPr>
         <w:t>2.4 Adaptive Lessons — PASS (4/4)</w:t>
       </w:r>
     </w:p>
     <w:p>
       <w:r>
+        <w:rPr>
+          <w:rFonts w:ascii="Calibri" w:hAnsi="Calibri"/>
+          <w:b w:val="0"/>
+          <w:color w:val="111111"/>
+          <w:sz w:val="22"/>
+        </w:rPr>
         <w:t>Catalog serves 4 seeded lessons; canonical content is served when mastery is sufficient;</w:t>
       </w:r>
     </w:p>
     <w:p>
       <w:r>
+        <w:rPr>
+          <w:rFonts w:ascii="Calibri" w:hAnsi="Calibri"/>
+          <w:b w:val="0"/>
+          <w:color w:val="111111"/>
+          <w:sz w:val="22"/>
+        </w:rPr>
         <w:t>adaptation triggers for weak domains with a human-readable reason; repeated requests are</w:t>
       </w:r>
     </w:p>
     <w:p>
       <w:r>
+        <w:rPr>
+          <w:rFonts w:ascii="Calibri" w:hAnsi="Calibri"/>
+          <w:b w:val="0"/>
+          <w:color w:val="111111"/>
+          <w:sz w:val="22"/>
+        </w:rPr>
         <w:t>served from cache.</w:t>
       </w:r>
     </w:p>
     <w:p>
       <w:pPr>
-        <w:pStyle w:val="Heading3"/>
+        <w:pStyle w:val="Heading2"/>
       </w:pPr>
       <w:r>
         <w:rPr>
-          <w:color w:val="17365D"/>
+          <w:rFonts w:ascii="Calibri" w:hAnsi="Calibri"/>
+          <w:b/>
+          <w:color w:val="000000"/>
+          <w:sz w:val="25"/>
         </w:rPr>
         <w:t>2.5 Code Evaluation — PASS (5/5)</w:t>
       </w:r>
     </w:p>
     <w:p>
       <w:r>
+        <w:rPr>
+          <w:rFonts w:ascii="Calibri" w:hAnsi="Calibri"/>
+          <w:b w:val="0"/>
+          <w:color w:val="111111"/>
+          <w:sz w:val="22"/>
+        </w:rPr>
         <w:t>Submissions return structured evaluations with exactly four score dimensions; unknown</w:t>
       </w:r>
     </w:p>
     <w:p>
       <w:r>
+        <w:rPr>
+          <w:rFonts w:ascii="Calibri" w:hAnsi="Calibri"/>
+          <w:b w:val="0"/>
+          <w:color w:val="111111"/>
+          <w:sz w:val="22"/>
+        </w:rPr>
         <w:t>exercises return 404; feedback ownership enforced per user.</w:t>
       </w:r>
     </w:p>
     <w:p>
       <w:pPr>
-        <w:pStyle w:val="Heading3"/>
+        <w:pStyle w:val="Heading2"/>
       </w:pPr>
       <w:r>
         <w:rPr>
-          <w:color w:val="17365D"/>
+          <w:rFonts w:ascii="Calibri" w:hAnsi="Calibri"/>
+          <w:b/>
+          <w:color w:val="000000"/>
+          <w:sz w:val="25"/>
         </w:rPr>
         <w:t>2.6 AI Mentor Chatbot — PASS (6/6)</w:t>
       </w:r>
     </w:p>
     <w:p>
       <w:r>
+        <w:rPr>
+          <w:rFonts w:ascii="Calibri" w:hAnsi="Calibri"/>
+          <w:b w:val="0"/>
+          <w:color w:val="111111"/>
+          <w:sz w:val="22"/>
+        </w:rPr>
         <w:t>Domain questions return correct, domain-tagged answers ("recursion" → mentions base case,</w:t>
       </w:r>
     </w:p>
     <w:p>
       <w:r>
+        <w:rPr>
+          <w:rFonts w:ascii="Calibri" w:hAnsi="Calibri"/>
+          <w:b w:val="0"/>
+          <w:color w:val="111111"/>
+          <w:sz w:val="22"/>
+        </w:rPr>
         <w:t xml:space="preserve">tagged </w:t>
       </w:r>
       <w:r>
         <w:rPr>
           <w:rFonts w:ascii="Consolas" w:hAnsi="Consolas"/>
+          <w:color w:val="333333"/>
           <w:sz w:val="20"/>
         </w:rPr>
         <w:t>algorithms</w:t>
       </w:r>
       <w:r>
+        <w:rPr>
+          <w:rFonts w:ascii="Calibri" w:hAnsi="Calibri"/>
+          <w:b w:val="0"/>
+          <w:color w:val="111111"/>
+          <w:sz w:val="22"/>
+        </w:rPr>
         <w:t>); off-topic questions get graceful fallbacks; history is strictly</w:t>
       </w:r>
     </w:p>
     <w:p>
       <w:r>
+        <w:rPr>
+          <w:rFonts w:ascii="Calibri" w:hAnsi="Calibri"/>
+          <w:b w:val="0"/>
+          <w:color w:val="111111"/>
+          <w:sz w:val="22"/>
+        </w:rPr>
         <w:t>per-user (isolation verified with a second account); unauthenticated requests rejected;</w:t>
       </w:r>
     </w:p>
     <w:p>
       <w:r>
+        <w:rPr>
+          <w:rFonts w:ascii="Calibri" w:hAnsi="Calibri"/>
+          <w:b w:val="0"/>
+          <w:color w:val="111111"/>
+          <w:sz w:val="22"/>
+        </w:rPr>
         <w:t>clear-history works.</w:t>
       </w:r>
     </w:p>
     <w:p>
       <w:pPr>
-        <w:pStyle w:val="Heading3"/>
+        <w:pStyle w:val="Heading2"/>
       </w:pPr>
       <w:r>
         <w:rPr>
-          <w:color w:val="17365D"/>
+          <w:rFonts w:ascii="Calibri" w:hAnsi="Calibri"/>
+          <w:b/>
+          <w:color w:val="000000"/>
+          <w:sz w:val="25"/>
         </w:rPr>
         <w:t>2.7 Subscription &amp; Premium — PASS (8/8)</w:t>
       </w:r>
     </w:p>
     <w:p>
       <w:r>
+        <w:rPr>
+          <w:rFonts w:ascii="Calibri" w:hAnsi="Calibri"/>
+          <w:b w:val="0"/>
+          <w:color w:val="111111"/>
+          <w:sz w:val="22"/>
+        </w:rPr>
         <w:t xml:space="preserve">Free users receive </w:t>
       </w:r>
       <w:r>
         <w:rPr>
+          <w:rFonts w:ascii="Calibri" w:hAnsi="Calibri"/>
           <w:b/>
+          <w:color w:val="111111"/>
+          <w:sz w:val="22"/>
         </w:rPr>
         <w:t>402 PREMIUM_REQUIRED</w:t>
       </w:r>
       <w:r>
+        <w:rPr>
+          <w:rFonts w:ascii="Calibri" w:hAnsi="Calibri"/>
+          <w:b w:val="0"/>
+          <w:color w:val="111111"/>
+          <w:sz w:val="22"/>
+        </w:rPr>
         <w:t xml:space="preserve"> on Memory Twin and a locked Struggle DNA teaser;</w:t>
       </w:r>
     </w:p>
     <w:p>
       <w:r>
+        <w:rPr>
+          <w:rFonts w:ascii="Calibri" w:hAnsi="Calibri"/>
+          <w:b w:val="0"/>
+          <w:color w:val="111111"/>
+          <w:sz w:val="22"/>
+        </w:rPr>
         <w:t>upgrade promotes the plan and reissues tokens; double upgrade returns 409; premium users get</w:t>
       </w:r>
     </w:p>
     <w:p>
       <w:r>
+        <w:rPr>
+          <w:rFonts w:ascii="Calibri" w:hAnsi="Calibri"/>
+          <w:b w:val="0"/>
+          <w:color w:val="111111"/>
+          <w:sz w:val="22"/>
+        </w:rPr>
         <w:t>the 15-point forecast, can complete Rescue Reviews (stability increases), and receive the full</w:t>
       </w:r>
     </w:p>
     <w:p>
       <w:r>
+        <w:rPr>
+          <w:rFonts w:ascii="Calibri" w:hAnsi="Calibri"/>
+          <w:b w:val="0"/>
+          <w:color w:val="111111"/>
+          <w:sz w:val="22"/>
+        </w:rPr>
         <w:t>4-axis DNA report with countermeasures. Admin plan grants are audit-logged.</w:t>
       </w:r>
     </w:p>
     <w:p>
       <w:pPr>
-        <w:pStyle w:val="Heading3"/>
+        <w:pStyle w:val="Heading2"/>
       </w:pPr>
       <w:r>
         <w:rPr>
-          <w:color w:val="17365D"/>
+          <w:rFonts w:ascii="Calibri" w:hAnsi="Calibri"/>
+          <w:b/>
+          <w:color w:val="000000"/>
+          <w:sz w:val="25"/>
         </w:rPr>
         <w:t>2.8 Admin Console — PASS (6/6)</w:t>
       </w:r>
     </w:p>
     <w:p>
       <w:r>
+        <w:rPr>
+          <w:rFonts w:ascii="Calibri" w:hAnsi="Calibri"/>
+          <w:b w:val="0"/>
+          <w:color w:val="111111"/>
+          <w:sz w:val="22"/>
+        </w:rPr>
         <w:t>User listing includes plan badges; suspension blocks subsequent logins (403); analytics and</w:t>
       </w:r>
     </w:p>
     <w:p>
       <w:r>
+        <w:rPr>
+          <w:rFonts w:ascii="Calibri" w:hAnsi="Calibri"/>
+          <w:b w:val="0"/>
+          <w:color w:val="111111"/>
+          <w:sz w:val="22"/>
+        </w:rPr>
         <w:t xml:space="preserve">audit log respond correctly; the </w:t>
       </w:r>
       <w:r>
         <w:rPr>
           <w:rFonts w:ascii="Consolas" w:hAnsi="Consolas"/>
+          <w:color w:val="333333"/>
           <w:sz w:val="20"/>
         </w:rPr>
         <w:t>user.update</w:t>
       </w:r>
       <w:r>
+        <w:rPr>
+          <w:rFonts w:ascii="Calibri" w:hAnsi="Calibri"/>
+          <w:b w:val="0"/>
+          <w:color w:val="111111"/>
+          <w:sz w:val="22"/>
+        </w:rPr>
         <w:t xml:space="preserve"> action appears in the audit trail.</w:t>
       </w:r>
     </w:p>
     <w:p>
       <w:pPr>
-        <w:pStyle w:val="Heading3"/>
+        <w:pStyle w:val="Heading2"/>
       </w:pPr>
       <w:r>
         <w:rPr>
-          <w:color w:val="17365D"/>
+          <w:rFonts w:ascii="Calibri" w:hAnsi="Calibri"/>
+          <w:b/>
+          <w:color w:val="000000"/>
+          <w:sz w:val="25"/>
         </w:rPr>
         <w:t>2.9 Security — PASS (7/7)</w:t>
       </w:r>
     </w:p>
     <w:tbl>
       <w:tblPr>
-        <w:tblStyle w:val="LightGrid-Accent1"/>
+        <w:tblStyle w:val="TableGrid"/>
         <w:tblW w:type="auto" w:w="0"/>
         <w:tblLook w:firstColumn="1" w:firstRow="1" w:lastColumn="0" w:lastRow="0" w:noHBand="0" w:noVBand="1" w:val="04A0"/>
       </w:tblPr>
@@ -862,16 +1280,16 @@
         <w:tc>
           <w:tcPr>
             <w:tcW w:type="dxa" w:w="4320"/>
+            <w:shd w:val="clear" w:fill="E7E6E6"/>
           </w:tcPr>
           <w:p>
+            <w:r/>
             <w:r>
               <w:rPr>
+                <w:rFonts w:ascii="Calibri" w:hAnsi="Calibri"/>
                 <w:b/>
-              </w:rPr>
-            </w:r>
-            <w:r>
-              <w:rPr>
-                <w:b/>
+                <w:color w:val="111111"/>
+                <w:sz w:val="20"/>
               </w:rPr>
               <w:t>Check</w:t>
             </w:r>
@@ -880,16 +1298,16 @@
         <w:tc>
           <w:tcPr>
             <w:tcW w:type="dxa" w:w="4320"/>
+            <w:shd w:val="clear" w:fill="E7E6E6"/>
           </w:tcPr>
           <w:p>
+            <w:r/>
             <w:r>
               <w:rPr>
+                <w:rFonts w:ascii="Calibri" w:hAnsi="Calibri"/>
                 <w:b/>
-              </w:rPr>
-            </w:r>
-            <w:r>
-              <w:rPr>
-                <w:b/>
+                <w:color w:val="111111"/>
+                <w:sz w:val="20"/>
               </w:rPr>
               <w:t>Evidence</w:t>
             </w:r>
@@ -904,6 +1322,12 @@
           <w:p>
             <w:r/>
             <w:r>
+              <w:rPr>
+                <w:rFonts w:ascii="Calibri" w:hAnsi="Calibri"/>
+                <w:b w:val="0"/>
+                <w:color w:val="111111"/>
+                <w:sz w:val="20"/>
+              </w:rPr>
               <w:t>Production CSP</w:t>
             </w:r>
           </w:p>
@@ -915,16 +1339,29 @@
           <w:p>
             <w:r/>
             <w:r>
+              <w:rPr>
+                <w:rFonts w:ascii="Calibri" w:hAnsi="Calibri"/>
+                <w:b w:val="0"/>
+                <w:color w:val="111111"/>
+                <w:sz w:val="20"/>
+              </w:rPr>
               <w:t>Strict allow-list emitted (</w:t>
             </w:r>
             <w:r>
               <w:rPr>
                 <w:rFonts w:ascii="Consolas" w:hAnsi="Consolas"/>
-                <w:sz w:val="20"/>
+                <w:color w:val="333333"/>
+                <w:sz w:val="18"/>
               </w:rPr>
               <w:t>default-src 'self'</w:t>
             </w:r>
             <w:r>
+              <w:rPr>
+                <w:rFonts w:ascii="Calibri" w:hAnsi="Calibri"/>
+                <w:b w:val="0"/>
+                <w:color w:val="111111"/>
+                <w:sz w:val="20"/>
+              </w:rPr>
               <w:t>, Monaco CDN allow-listed)</w:t>
             </w:r>
           </w:p>
@@ -938,6 +1375,12 @@
           <w:p>
             <w:r/>
             <w:r>
+              <w:rPr>
+                <w:rFonts w:ascii="Calibri" w:hAnsi="Calibri"/>
+                <w:b w:val="0"/>
+                <w:color w:val="111111"/>
+                <w:sz w:val="20"/>
+              </w:rPr>
               <w:t>HSTS / X-Frame-Options / nosniff / no-referrer</w:t>
             </w:r>
           </w:p>
@@ -949,6 +1392,12 @@
           <w:p>
             <w:r/>
             <w:r>
+              <w:rPr>
+                <w:rFonts w:ascii="Calibri" w:hAnsi="Calibri"/>
+                <w:b w:val="0"/>
+                <w:color w:val="111111"/>
+                <w:sz w:val="20"/>
+              </w:rPr>
               <w:t>All present (5/5 header families detected)</w:t>
             </w:r>
           </w:p>
@@ -962,6 +1411,12 @@
           <w:p>
             <w:r/>
             <w:r>
+              <w:rPr>
+                <w:rFonts w:ascii="Calibri" w:hAnsi="Calibri"/>
+                <w:b w:val="0"/>
+                <w:color w:val="111111"/>
+                <w:sz w:val="20"/>
+              </w:rPr>
               <w:t>Login rate limit</w:t>
             </w:r>
           </w:p>
@@ -974,11 +1429,20 @@
             <w:r/>
             <w:r>
               <w:rPr>
+                <w:rFonts w:ascii="Calibri" w:hAnsi="Calibri"/>
                 <w:b/>
+                <w:color w:val="111111"/>
+                <w:sz w:val="20"/>
               </w:rPr>
               <w:t>429 observed</w:t>
             </w:r>
             <w:r>
+              <w:rPr>
+                <w:rFonts w:ascii="Calibri" w:hAnsi="Calibri"/>
+                <w:b w:val="0"/>
+                <w:color w:val="111111"/>
+                <w:sz w:val="20"/>
+              </w:rPr>
               <w:t xml:space="preserve"> after exceeding 10 attempts/15min</w:t>
             </w:r>
           </w:p>
@@ -992,6 +1456,12 @@
           <w:p>
             <w:r/>
             <w:r>
+              <w:rPr>
+                <w:rFonts w:ascii="Calibri" w:hAnsi="Calibri"/>
+                <w:b w:val="0"/>
+                <w:color w:val="111111"/>
+                <w:sz w:val="20"/>
+              </w:rPr>
               <w:t>Global API limit</w:t>
             </w:r>
           </w:p>
@@ -1003,6 +1473,12 @@
           <w:p>
             <w:r/>
             <w:r>
+              <w:rPr>
+                <w:rFonts w:ascii="Calibri" w:hAnsi="Calibri"/>
+                <w:b w:val="0"/>
+                <w:color w:val="111111"/>
+                <w:sz w:val="20"/>
+              </w:rPr>
               <w:t>300/15min/IP configured and active</w:t>
             </w:r>
           </w:p>
@@ -1016,6 +1492,12 @@
           <w:p>
             <w:r/>
             <w:r>
+              <w:rPr>
+                <w:rFonts w:ascii="Calibri" w:hAnsi="Calibri"/>
+                <w:b w:val="0"/>
+                <w:color w:val="111111"/>
+                <w:sz w:val="20"/>
+              </w:rPr>
               <w:t>JWT issuer binding</w:t>
             </w:r>
           </w:p>
@@ -1027,16 +1509,29 @@
           <w:p>
             <w:r/>
             <w:r>
+              <w:rPr>
+                <w:rFonts w:ascii="Calibri" w:hAnsi="Calibri"/>
+                <w:b w:val="0"/>
+                <w:color w:val="111111"/>
+                <w:sz w:val="20"/>
+              </w:rPr>
               <w:t xml:space="preserve">Verification enforces </w:t>
             </w:r>
             <w:r>
               <w:rPr>
                 <w:rFonts w:ascii="Consolas" w:hAnsi="Consolas"/>
-                <w:sz w:val="20"/>
+                <w:color w:val="333333"/>
+                <w:sz w:val="18"/>
               </w:rPr>
               <w:t>iss</w:t>
             </w:r>
             <w:r>
+              <w:rPr>
+                <w:rFonts w:ascii="Calibri" w:hAnsi="Calibri"/>
+                <w:b w:val="0"/>
+                <w:color w:val="111111"/>
+                <w:sz w:val="20"/>
+              </w:rPr>
               <w:t xml:space="preserve"> claim</w:t>
             </w:r>
           </w:p>
@@ -1050,6 +1545,12 @@
           <w:p>
             <w:r/>
             <w:r>
+              <w:rPr>
+                <w:rFonts w:ascii="Calibri" w:hAnsi="Calibri"/>
+                <w:b w:val="0"/>
+                <w:color w:val="111111"/>
+                <w:sz w:val="20"/>
+              </w:rPr>
               <w:t>Secrets</w:t>
             </w:r>
           </w:p>
@@ -1061,16 +1562,29 @@
           <w:p>
             <w:r/>
             <w:r>
+              <w:rPr>
+                <w:rFonts w:ascii="Calibri" w:hAnsi="Calibri"/>
+                <w:b w:val="0"/>
+                <w:color w:val="111111"/>
+                <w:sz w:val="20"/>
+              </w:rPr>
               <w:t xml:space="preserve">Environment-variable only; </w:t>
             </w:r>
             <w:r>
               <w:rPr>
                 <w:rFonts w:ascii="Consolas" w:hAnsi="Consolas"/>
-                <w:sz w:val="20"/>
+                <w:color w:val="333333"/>
+                <w:sz w:val="18"/>
               </w:rPr>
               <w:t>.env</w:t>
             </w:r>
             <w:r>
+              <w:rPr>
+                <w:rFonts w:ascii="Calibri" w:hAnsi="Calibri"/>
+                <w:b w:val="0"/>
+                <w:color w:val="111111"/>
+                <w:sz w:val="20"/>
+              </w:rPr>
               <w:t xml:space="preserve"> git-ignored</w:t>
             </w:r>
           </w:p>
@@ -1084,6 +1598,12 @@
           <w:p>
             <w:r/>
             <w:r>
+              <w:rPr>
+                <w:rFonts w:ascii="Calibri" w:hAnsi="Calibri"/>
+                <w:b w:val="0"/>
+                <w:color w:val="111111"/>
+                <w:sz w:val="20"/>
+              </w:rPr>
               <w:t>Chat rate limit</w:t>
             </w:r>
           </w:p>
@@ -1095,6 +1615,12 @@
           <w:p>
             <w:r/>
             <w:r>
+              <w:rPr>
+                <w:rFonts w:ascii="Calibri" w:hAnsi="Calibri"/>
+                <w:b w:val="0"/>
+                <w:color w:val="111111"/>
+                <w:sz w:val="20"/>
+              </w:rPr>
               <w:t>60/15min per user configured</w:t>
             </w:r>
           </w:p>
@@ -1104,18 +1630,21 @@
     <w:p/>
     <w:p>
       <w:pPr>
-        <w:pStyle w:val="Heading3"/>
+        <w:pStyle w:val="Heading2"/>
       </w:pPr>
       <w:r>
         <w:rPr>
-          <w:color w:val="17365D"/>
+          <w:rFonts w:ascii="Calibri" w:hAnsi="Calibri"/>
+          <w:b/>
+          <w:color w:val="000000"/>
+          <w:sz w:val="25"/>
         </w:rPr>
         <w:t>2.10 UI / Responsive / UX — PASS (10/10)</w:t>
       </w:r>
     </w:p>
     <w:tbl>
       <w:tblPr>
-        <w:tblStyle w:val="LightGrid-Accent1"/>
+        <w:tblStyle w:val="TableGrid"/>
         <w:tblW w:type="auto" w:w="0"/>
         <w:tblLook w:firstColumn="1" w:firstRow="1" w:lastColumn="0" w:lastRow="0" w:noHBand="0" w:noVBand="1" w:val="04A0"/>
       </w:tblPr>
@@ -1127,16 +1656,16 @@
         <w:tc>
           <w:tcPr>
             <w:tcW w:type="dxa" w:w="4320"/>
+            <w:shd w:val="clear" w:fill="E7E6E6"/>
           </w:tcPr>
           <w:p>
+            <w:r/>
             <w:r>
               <w:rPr>
+                <w:rFonts w:ascii="Calibri" w:hAnsi="Calibri"/>
                 <w:b/>
-              </w:rPr>
-            </w:r>
-            <w:r>
-              <w:rPr>
-                <w:b/>
+                <w:color w:val="111111"/>
+                <w:sz w:val="20"/>
               </w:rPr>
               <w:t>ID</w:t>
             </w:r>
@@ -1145,16 +1674,16 @@
         <w:tc>
           <w:tcPr>
             <w:tcW w:type="dxa" w:w="4320"/>
+            <w:shd w:val="clear" w:fill="E7E6E6"/>
           </w:tcPr>
           <w:p>
+            <w:r/>
             <w:r>
               <w:rPr>
+                <w:rFonts w:ascii="Calibri" w:hAnsi="Calibri"/>
                 <w:b/>
-              </w:rPr>
-            </w:r>
-            <w:r>
-              <w:rPr>
-                <w:b/>
+                <w:color w:val="111111"/>
+                <w:sz w:val="20"/>
               </w:rPr>
               <w:t>Verified in browser</w:t>
             </w:r>
@@ -1169,6 +1698,12 @@
           <w:p>
             <w:r/>
             <w:r>
+              <w:rPr>
+                <w:rFonts w:ascii="Calibri" w:hAnsi="Calibri"/>
+                <w:b w:val="0"/>
+                <w:color w:val="111111"/>
+                <w:sz w:val="20"/>
+              </w:rPr>
               <w:t>UI-01</w:t>
             </w:r>
           </w:p>
@@ -1180,6 +1715,12 @@
           <w:p>
             <w:r/>
             <w:r>
+              <w:rPr>
+                <w:rFonts w:ascii="Calibri" w:hAnsi="Calibri"/>
+                <w:b w:val="0"/>
+                <w:color w:val="111111"/>
+                <w:sz w:val="20"/>
+              </w:rPr>
               <w:t>Login hero renders a WebGL canvas (3D scene)</w:t>
             </w:r>
           </w:p>
@@ -1193,6 +1734,12 @@
           <w:p>
             <w:r/>
             <w:r>
+              <w:rPr>
+                <w:rFonts w:ascii="Calibri" w:hAnsi="Calibri"/>
+                <w:b w:val="0"/>
+                <w:color w:val="111111"/>
+                <w:sz w:val="20"/>
+              </w:rPr>
               <w:t>UI-02</w:t>
             </w:r>
           </w:p>
@@ -1204,6 +1751,12 @@
           <w:p>
             <w:r/>
             <w:r>
+              <w:rPr>
+                <w:rFonts w:ascii="Calibri" w:hAnsi="Calibri"/>
+                <w:b w:val="0"/>
+                <w:color w:val="111111"/>
+                <w:sz w:val="20"/>
+              </w:rPr>
               <w:t>Registration lands on dashboard with teasers</w:t>
             </w:r>
           </w:p>
@@ -1217,6 +1770,12 @@
           <w:p>
             <w:r/>
             <w:r>
+              <w:rPr>
+                <w:rFonts w:ascii="Calibri" w:hAnsi="Calibri"/>
+                <w:b w:val="0"/>
+                <w:color w:val="111111"/>
+                <w:sz w:val="20"/>
+              </w:rPr>
               <w:t>UI-03</w:t>
             </w:r>
           </w:p>
@@ -1228,6 +1787,12 @@
           <w:p>
             <w:r/>
             <w:r>
+              <w:rPr>
+                <w:rFonts w:ascii="Calibri" w:hAnsi="Calibri"/>
+                <w:b w:val="0"/>
+                <w:color w:val="111111"/>
+                <w:sz w:val="20"/>
+              </w:rPr>
               <w:t>Diagnostic question renders; answering shows feedback</w:t>
             </w:r>
           </w:p>
@@ -1241,6 +1806,12 @@
           <w:p>
             <w:r/>
             <w:r>
+              <w:rPr>
+                <w:rFonts w:ascii="Calibri" w:hAnsi="Calibri"/>
+                <w:b w:val="0"/>
+                <w:color w:val="111111"/>
+                <w:sz w:val="20"/>
+              </w:rPr>
               <w:t>UI-04</w:t>
             </w:r>
           </w:p>
@@ -1252,6 +1823,12 @@
           <w:p>
             <w:r/>
             <w:r>
+              <w:rPr>
+                <w:rFonts w:ascii="Calibri" w:hAnsi="Calibri"/>
+                <w:b w:val="0"/>
+                <w:color w:val="111111"/>
+                <w:sz w:val="20"/>
+              </w:rPr>
               <w:t>Playground submission renders 4-dimension feedback panel (verified earlier this session)</w:t>
             </w:r>
           </w:p>
@@ -1265,6 +1842,12 @@
           <w:p>
             <w:r/>
             <w:r>
+              <w:rPr>
+                <w:rFonts w:ascii="Calibri" w:hAnsi="Calibri"/>
+                <w:b w:val="0"/>
+                <w:color w:val="111111"/>
+                <w:sz w:val="20"/>
+              </w:rPr>
               <w:t>UI-05</w:t>
             </w:r>
           </w:p>
@@ -1276,6 +1859,12 @@
           <w:p>
             <w:r/>
             <w:r>
+              <w:rPr>
+                <w:rFonts w:ascii="Calibri" w:hAnsi="Calibri"/>
+                <w:b w:val="0"/>
+                <w:color w:val="111111"/>
+                <w:sz w:val="20"/>
+              </w:rPr>
               <w:t>Chat send renders user + assistant bubbles</w:t>
             </w:r>
           </w:p>
@@ -1289,6 +1878,12 @@
           <w:p>
             <w:r/>
             <w:r>
+              <w:rPr>
+                <w:rFonts w:ascii="Calibri" w:hAnsi="Calibri"/>
+                <w:b w:val="0"/>
+                <w:color w:val="111111"/>
+                <w:sz w:val="20"/>
+              </w:rPr>
               <w:t>UI-06</w:t>
             </w:r>
           </w:p>
@@ -1300,6 +1895,12 @@
           <w:p>
             <w:r/>
             <w:r>
+              <w:rPr>
+                <w:rFonts w:ascii="Calibri" w:hAnsi="Calibri"/>
+                <w:b w:val="0"/>
+                <w:color w:val="111111"/>
+                <w:sz w:val="20"/>
+              </w:rPr>
               <w:t>Mobile hamburger opens with 7 links + logout, closes on toggle</w:t>
             </w:r>
           </w:p>
@@ -1313,6 +1914,12 @@
           <w:p>
             <w:r/>
             <w:r>
+              <w:rPr>
+                <w:rFonts w:ascii="Calibri" w:hAnsi="Calibri"/>
+                <w:b w:val="0"/>
+                <w:color w:val="111111"/>
+                <w:sz w:val="20"/>
+              </w:rPr>
               <w:t>UI-07</w:t>
             </w:r>
           </w:p>
@@ -1324,6 +1931,12 @@
           <w:p>
             <w:r/>
             <w:r>
+              <w:rPr>
+                <w:rFonts w:ascii="Calibri" w:hAnsi="Calibri"/>
+                <w:b w:val="0"/>
+                <w:color w:val="111111"/>
+                <w:sz w:val="20"/>
+              </w:rPr>
               <w:t>Admin sidebar hidden on mobile, opens on toggle with backdrop</w:t>
             </w:r>
           </w:p>
@@ -1337,6 +1950,12 @@
           <w:p>
             <w:r/>
             <w:r>
+              <w:rPr>
+                <w:rFonts w:ascii="Calibri" w:hAnsi="Calibri"/>
+                <w:b w:val="0"/>
+                <w:color w:val="111111"/>
+                <w:sz w:val="20"/>
+              </w:rPr>
               <w:t>UI-08</w:t>
             </w:r>
           </w:p>
@@ -1348,6 +1967,12 @@
           <w:p>
             <w:r/>
             <w:r>
+              <w:rPr>
+                <w:rFonts w:ascii="Calibri" w:hAnsi="Calibri"/>
+                <w:b w:val="0"/>
+                <w:color w:val="111111"/>
+                <w:sz w:val="20"/>
+              </w:rPr>
               <w:t>Subscribe flips badge to ★ Adaptive+ and lands on Memory Twin</w:t>
             </w:r>
           </w:p>
@@ -1361,6 +1986,12 @@
           <w:p>
             <w:r/>
             <w:r>
+              <w:rPr>
+                <w:rFonts w:ascii="Calibri" w:hAnsi="Calibri"/>
+                <w:b w:val="0"/>
+                <w:color w:val="111111"/>
+                <w:sz w:val="20"/>
+              </w:rPr>
               <w:t>UI-09</w:t>
             </w:r>
           </w:p>
@@ -1372,6 +2003,12 @@
           <w:p>
             <w:r/>
             <w:r>
+              <w:rPr>
+                <w:rFonts w:ascii="Calibri" w:hAnsi="Calibri"/>
+                <w:b w:val="0"/>
+                <w:color w:val="111111"/>
+                <w:sz w:val="20"/>
+              </w:rPr>
               <w:t>Forecast chart, danger line, and Rescue CTA render</w:t>
             </w:r>
           </w:p>
@@ -1385,6 +2022,12 @@
           <w:p>
             <w:r/>
             <w:r>
+              <w:rPr>
+                <w:rFonts w:ascii="Calibri" w:hAnsi="Calibri"/>
+                <w:b w:val="0"/>
+                <w:color w:val="111111"/>
+                <w:sz w:val="20"/>
+              </w:rPr>
               <w:t>UI-10</w:t>
             </w:r>
           </w:p>
@@ -1396,6 +2039,12 @@
           <w:p>
             <w:r/>
             <w:r>
+              <w:rPr>
+                <w:rFonts w:ascii="Calibri" w:hAnsi="Calibri"/>
+                <w:b w:val="0"/>
+                <w:color w:val="111111"/>
+                <w:sz w:val="20"/>
+              </w:rPr>
               <w:t>Reduced-motion gating present (JS helper + CSS media query)</w:t>
             </w:r>
           </w:p>
@@ -1405,49 +2054,74 @@
     <w:p/>
     <w:p>
       <w:pPr>
-        <w:pStyle w:val="Heading3"/>
+        <w:pStyle w:val="Heading2"/>
       </w:pPr>
       <w:r>
         <w:rPr>
-          <w:color w:val="17365D"/>
+          <w:rFonts w:ascii="Calibri" w:hAnsi="Calibri"/>
+          <w:b/>
+          <w:color w:val="000000"/>
+          <w:sz w:val="25"/>
         </w:rPr>
         <w:t>2.11 Non-Functional — PASS (4/4)</w:t>
       </w:r>
     </w:p>
     <w:p>
       <w:r>
+        <w:rPr>
+          <w:rFonts w:ascii="Calibri" w:hAnsi="Calibri"/>
+          <w:b w:val="0"/>
+          <w:color w:val="111111"/>
+          <w:sz w:val="22"/>
+        </w:rPr>
         <w:t xml:space="preserve">Health endpoint reports </w:t>
       </w:r>
       <w:r>
         <w:rPr>
           <w:rFonts w:ascii="Consolas" w:hAnsi="Consolas"/>
+          <w:color w:val="333333"/>
           <w:sz w:val="20"/>
         </w:rPr>
         <w:t>aiMode: mock</w:t>
       </w:r>
       <w:r>
+        <w:rPr>
+          <w:rFonts w:ascii="Calibri" w:hAnsi="Calibri"/>
+          <w:b w:val="0"/>
+          <w:color w:val="111111"/>
+          <w:sz w:val="22"/>
+        </w:rPr>
         <w:t>; server restarts re-seed admin + lessons automatically;</w:t>
       </w:r>
     </w:p>
     <w:p>
       <w:r>
+        <w:rPr>
+          <w:rFonts w:ascii="Calibri" w:hAnsi="Calibri"/>
+          <w:b w:val="0"/>
+          <w:color w:val="111111"/>
+          <w:sz w:val="22"/>
+        </w:rPr>
         <w:t>every AI feature works offline via the deterministic fallback; client and server typecheck clean.</w:t>
       </w:r>
     </w:p>
     <w:p>
       <w:pPr>
-        <w:pStyle w:val="Heading2"/>
+        <w:pStyle w:val="Heading1"/>
       </w:pPr>
       <w:r>
         <w:rPr>
-          <w:color w:val="17365D"/>
+          <w:rFonts w:ascii="Calibri" w:hAnsi="Calibri"/>
+          <w:b/>
+          <w:color w:val="000000"/>
+          <w:sz w:val="30"/>
         </w:rPr>
         <w:t>3. Defect Log (this QA cycle)</w:t>
       </w:r>
     </w:p>
     <w:tbl>
       <w:tblPr>
-        <w:tblStyle w:val="LightGrid-Accent1"/>
+        <w:tblStyle w:val="TableGrid"/>
         <w:tblW w:type="auto" w:w="0"/>
         <w:tblLook w:firstColumn="1" w:firstRow="1" w:lastColumn="0" w:lastRow="0" w:noHBand="0" w:noVBand="1" w:val="04A0"/>
       </w:tblPr>
@@ -1461,16 +2135,16 @@
         <w:tc>
           <w:tcPr>
             <w:tcW w:type="dxa" w:w="2160"/>
+            <w:shd w:val="clear" w:fill="E7E6E6"/>
           </w:tcPr>
           <w:p>
+            <w:r/>
             <w:r>
               <w:rPr>
+                <w:rFonts w:ascii="Calibri" w:hAnsi="Calibri"/>
                 <w:b/>
-              </w:rPr>
-            </w:r>
-            <w:r>
-              <w:rPr>
-                <w:b/>
+                <w:color w:val="111111"/>
+                <w:sz w:val="20"/>
               </w:rPr>
               <w:t>ID</w:t>
             </w:r>
@@ -1479,16 +2153,16 @@
         <w:tc>
           <w:tcPr>
             <w:tcW w:type="dxa" w:w="2160"/>
+            <w:shd w:val="clear" w:fill="E7E6E6"/>
           </w:tcPr>
           <w:p>
+            <w:r/>
             <w:r>
               <w:rPr>
+                <w:rFonts w:ascii="Calibri" w:hAnsi="Calibri"/>
                 <w:b/>
-              </w:rPr>
-            </w:r>
-            <w:r>
-              <w:rPr>
-                <w:b/>
+                <w:color w:val="111111"/>
+                <w:sz w:val="20"/>
               </w:rPr>
               <w:t>Severity</w:t>
             </w:r>
@@ -1497,16 +2171,16 @@
         <w:tc>
           <w:tcPr>
             <w:tcW w:type="dxa" w:w="2160"/>
+            <w:shd w:val="clear" w:fill="E7E6E6"/>
           </w:tcPr>
           <w:p>
+            <w:r/>
             <w:r>
               <w:rPr>
+                <w:rFonts w:ascii="Calibri" w:hAnsi="Calibri"/>
                 <w:b/>
-              </w:rPr>
-            </w:r>
-            <w:r>
-              <w:rPr>
-                <w:b/>
+                <w:color w:val="111111"/>
+                <w:sz w:val="20"/>
               </w:rPr>
               <w:t>Description</w:t>
             </w:r>
@@ -1515,16 +2189,16 @@
         <w:tc>
           <w:tcPr>
             <w:tcW w:type="dxa" w:w="2160"/>
+            <w:shd w:val="clear" w:fill="E7E6E6"/>
           </w:tcPr>
           <w:p>
+            <w:r/>
             <w:r>
               <w:rPr>
+                <w:rFonts w:ascii="Calibri" w:hAnsi="Calibri"/>
                 <w:b/>
-              </w:rPr>
-            </w:r>
-            <w:r>
-              <w:rPr>
-                <w:b/>
+                <w:color w:val="111111"/>
+                <w:sz w:val="20"/>
               </w:rPr>
               <w:t>Resolution</w:t>
             </w:r>
@@ -1539,6 +2213,12 @@
           <w:p>
             <w:r/>
             <w:r>
+              <w:rPr>
+                <w:rFonts w:ascii="Calibri" w:hAnsi="Calibri"/>
+                <w:b w:val="0"/>
+                <w:color w:val="111111"/>
+                <w:sz w:val="20"/>
+              </w:rPr>
               <w:t>D-01</w:t>
             </w:r>
           </w:p>
@@ -1550,6 +2230,12 @@
           <w:p>
             <w:r/>
             <w:r>
+              <w:rPr>
+                <w:rFonts w:ascii="Calibri" w:hAnsi="Calibri"/>
+                <w:b w:val="0"/>
+                <w:color w:val="111111"/>
+                <w:sz w:val="20"/>
+              </w:rPr>
               <w:t>S4</w:t>
             </w:r>
           </w:p>
@@ -1561,6 +2247,12 @@
           <w:p>
             <w:r/>
             <w:r>
+              <w:rPr>
+                <w:rFonts w:ascii="Calibri" w:hAnsi="Calibri"/>
+                <w:b w:val="0"/>
+                <w:color w:val="111111"/>
+                <w:sz w:val="20"/>
+              </w:rPr>
               <w:t>QA harness: regex assertion mangled through argv (false FAIL)</w:t>
             </w:r>
           </w:p>
@@ -1572,16 +2264,29 @@
           <w:p>
             <w:r/>
             <w:r>
+              <w:rPr>
+                <w:rFonts w:ascii="Calibri" w:hAnsi="Calibri"/>
+                <w:b w:val="0"/>
+                <w:color w:val="111111"/>
+                <w:sz w:val="20"/>
+              </w:rPr>
               <w:t>Harness fixed (</w:t>
             </w:r>
             <w:r>
               <w:rPr>
                 <w:rFonts w:ascii="Consolas" w:hAnsi="Consolas"/>
-                <w:sz w:val="20"/>
+                <w:color w:val="333333"/>
+                <w:sz w:val="18"/>
               </w:rPr>
               <w:t>indexOf</w:t>
             </w:r>
             <w:r>
+              <w:rPr>
+                <w:rFonts w:ascii="Calibri" w:hAnsi="Calibri"/>
+                <w:b w:val="0"/>
+                <w:color w:val="111111"/>
+                <w:sz w:val="20"/>
+              </w:rPr>
               <w:t>); product confirmed correct</w:t>
             </w:r>
           </w:p>
@@ -1595,6 +2300,12 @@
           <w:p>
             <w:r/>
             <w:r>
+              <w:rPr>
+                <w:rFonts w:ascii="Calibri" w:hAnsi="Calibri"/>
+                <w:b w:val="0"/>
+                <w:color w:val="111111"/>
+                <w:sz w:val="20"/>
+              </w:rPr>
               <w:t>D-02</w:t>
             </w:r>
           </w:p>
@@ -1606,6 +2317,12 @@
           <w:p>
             <w:r/>
             <w:r>
+              <w:rPr>
+                <w:rFonts w:ascii="Calibri" w:hAnsi="Calibri"/>
+                <w:b w:val="0"/>
+                <w:color w:val="111111"/>
+                <w:sz w:val="20"/>
+              </w:rPr>
               <w:t>S4</w:t>
             </w:r>
           </w:p>
@@ -1617,16 +2334,29 @@
           <w:p>
             <w:r/>
             <w:r>
+              <w:rPr>
+                <w:rFonts w:ascii="Calibri" w:hAnsi="Calibri"/>
+                <w:b w:val="0"/>
+                <w:color w:val="111111"/>
+                <w:sz w:val="20"/>
+              </w:rPr>
               <w:t xml:space="preserve">QA harness: </w:t>
             </w:r>
             <w:r>
               <w:rPr>
                 <w:rFonts w:ascii="Consolas" w:hAnsi="Consolas"/>
-                <w:sz w:val="20"/>
+                <w:color w:val="333333"/>
+                <w:sz w:val="18"/>
               </w:rPr>
               <w:t>${QEMAIL}</w:t>
             </w:r>
             <w:r>
+              <w:rPr>
+                <w:rFonts w:ascii="Calibri" w:hAnsi="Calibri"/>
+                <w:b w:val="0"/>
+                <w:color w:val="111111"/>
+                <w:sz w:val="20"/>
+              </w:rPr>
               <w:t xml:space="preserve"> inside single quotes never expanded</w:t>
             </w:r>
           </w:p>
@@ -1638,6 +2368,12 @@
           <w:p>
             <w:r/>
             <w:r>
+              <w:rPr>
+                <w:rFonts w:ascii="Calibri" w:hAnsi="Calibri"/>
+                <w:b w:val="0"/>
+                <w:color w:val="111111"/>
+                <w:sz w:val="20"/>
+              </w:rPr>
               <w:t>Harness fixed (double-quoted payloads, unique email per run)</w:t>
             </w:r>
           </w:p>
@@ -1651,6 +2387,12 @@
           <w:p>
             <w:r/>
             <w:r>
+              <w:rPr>
+                <w:rFonts w:ascii="Calibri" w:hAnsi="Calibri"/>
+                <w:b w:val="0"/>
+                <w:color w:val="111111"/>
+                <w:sz w:val="20"/>
+              </w:rPr>
               <w:t>D-03</w:t>
             </w:r>
           </w:p>
@@ -1662,6 +2404,12 @@
           <w:p>
             <w:r/>
             <w:r>
+              <w:rPr>
+                <w:rFonts w:ascii="Calibri" w:hAnsi="Calibri"/>
+                <w:b w:val="0"/>
+                <w:color w:val="111111"/>
+                <w:sz w:val="20"/>
+              </w:rPr>
               <w:t>S2</w:t>
             </w:r>
           </w:p>
@@ -1673,6 +2421,12 @@
           <w:p>
             <w:r/>
             <w:r>
+              <w:rPr>
+                <w:rFonts w:ascii="Calibri" w:hAnsi="Calibri"/>
+                <w:b w:val="0"/>
+                <w:color w:val="111111"/>
+                <w:sz w:val="20"/>
+              </w:rPr>
               <w:t>Zombie server process held port 5000 after a kill; its DB was already gone → 500s</w:t>
             </w:r>
           </w:p>
@@ -1684,25 +2438,47 @@
           <w:p>
             <w:r/>
             <w:r>
+              <w:rPr>
+                <w:rFonts w:ascii="Calibri" w:hAnsi="Calibri"/>
+                <w:b w:val="0"/>
+                <w:color w:val="111111"/>
+                <w:sz w:val="20"/>
+              </w:rPr>
               <w:t xml:space="preserve">Zombie killed; clean restart; </w:t>
             </w:r>
             <w:r>
               <w:rPr>
+                <w:rFonts w:ascii="Calibri" w:hAnsi="Calibri"/>
                 <w:b/>
+                <w:color w:val="111111"/>
+                <w:sz w:val="20"/>
               </w:rPr>
               <w:t>finding:</w:t>
             </w:r>
             <w:r>
+              <w:rPr>
+                <w:rFonts w:ascii="Calibri" w:hAnsi="Calibri"/>
+                <w:b w:val="0"/>
+                <w:color w:val="111111"/>
+                <w:sz w:val="20"/>
+              </w:rPr>
               <w:t xml:space="preserve"> document graceful shutdown (</w:t>
             </w:r>
             <w:r>
               <w:rPr>
                 <w:rFonts w:ascii="Consolas" w:hAnsi="Consolas"/>
-                <w:sz w:val="20"/>
+                <w:color w:val="333333"/>
+                <w:sz w:val="18"/>
               </w:rPr>
               <w:t>SIGTERM</w:t>
             </w:r>
             <w:r>
+              <w:rPr>
+                <w:rFonts w:ascii="Calibri" w:hAnsi="Calibri"/>
+                <w:b w:val="0"/>
+                <w:color w:val="111111"/>
+                <w:sz w:val="20"/>
+              </w:rPr>
               <w:t>) for deployments</w:t>
             </w:r>
           </w:p>
@@ -1716,6 +2492,12 @@
           <w:p>
             <w:r/>
             <w:r>
+              <w:rPr>
+                <w:rFonts w:ascii="Calibri" w:hAnsi="Calibri"/>
+                <w:b w:val="0"/>
+                <w:color w:val="111111"/>
+                <w:sz w:val="20"/>
+              </w:rPr>
               <w:t>D-04</w:t>
             </w:r>
           </w:p>
@@ -1727,6 +2509,12 @@
           <w:p>
             <w:r/>
             <w:r>
+              <w:rPr>
+                <w:rFonts w:ascii="Calibri" w:hAnsi="Calibri"/>
+                <w:b w:val="0"/>
+                <w:color w:val="111111"/>
+                <w:sz w:val="20"/>
+              </w:rPr>
               <w:t>S2</w:t>
             </w:r>
           </w:p>
@@ -1738,62 +2526,104 @@
           <w:p>
             <w:r/>
             <w:r>
+              <w:rPr>
+                <w:rFonts w:ascii="Calibri" w:hAnsi="Calibri"/>
+                <w:b w:val="0"/>
+                <w:color w:val="111111"/>
+                <w:sz w:val="20"/>
+              </w:rPr>
               <w:t>Mongoose model interfaces (</w:t>
             </w:r>
             <w:r>
               <w:rPr>
                 <w:rFonts w:ascii="Consolas" w:hAnsi="Consolas"/>
-                <w:sz w:val="20"/>
+                <w:color w:val="333333"/>
+                <w:sz w:val="18"/>
               </w:rPr>
               <w:t>ILesson</w:t>
             </w:r>
             <w:r>
+              <w:rPr>
+                <w:rFonts w:ascii="Calibri" w:hAnsi="Calibri"/>
+                <w:b w:val="0"/>
+                <w:color w:val="111111"/>
+                <w:sz w:val="20"/>
+              </w:rPr>
               <w:t xml:space="preserve">, </w:t>
             </w:r>
             <w:r>
               <w:rPr>
                 <w:rFonts w:ascii="Consolas" w:hAnsi="Consolas"/>
-                <w:sz w:val="20"/>
+                <w:color w:val="333333"/>
+                <w:sz w:val="18"/>
               </w:rPr>
               <w:t>ICapabilityMatrix</w:t>
             </w:r>
             <w:r>
+              <w:rPr>
+                <w:rFonts w:ascii="Calibri" w:hAnsi="Calibri"/>
+                <w:b w:val="0"/>
+                <w:color w:val="111111"/>
+                <w:sz w:val="20"/>
+              </w:rPr>
               <w:t xml:space="preserve">, </w:t>
             </w:r>
             <w:r>
               <w:rPr>
                 <w:rFonts w:ascii="Consolas" w:hAnsi="Consolas"/>
-                <w:sz w:val="20"/>
+                <w:color w:val="333333"/>
+                <w:sz w:val="18"/>
               </w:rPr>
               <w:t>IUser</w:t>
             </w:r>
             <w:r>
+              <w:rPr>
+                <w:rFonts w:ascii="Calibri" w:hAnsi="Calibri"/>
+                <w:b w:val="0"/>
+                <w:color w:val="111111"/>
+                <w:sz w:val="20"/>
+              </w:rPr>
               <w:t xml:space="preserve">) omitted </w:t>
             </w:r>
             <w:r>
               <w:rPr>
                 <w:rFonts w:ascii="Consolas" w:hAnsi="Consolas"/>
-                <w:sz w:val="20"/>
+                <w:color w:val="333333"/>
+                <w:sz w:val="18"/>
               </w:rPr>
               <w:t>extends mongoose.Document</w:t>
             </w:r>
             <w:r>
+              <w:rPr>
+                <w:rFonts w:ascii="Calibri" w:hAnsi="Calibri"/>
+                <w:b w:val="0"/>
+                <w:color w:val="111111"/>
+                <w:sz w:val="20"/>
+              </w:rPr>
               <w:t xml:space="preserve"> → </w:t>
             </w:r>
             <w:r>
               <w:rPr>
                 <w:rFonts w:ascii="Consolas" w:hAnsi="Consolas"/>
-                <w:sz w:val="20"/>
+                <w:color w:val="333333"/>
+                <w:sz w:val="18"/>
               </w:rPr>
               <w:t>tsc</w:t>
             </w:r>
             <w:r>
+              <w:rPr>
+                <w:rFonts w:ascii="Calibri" w:hAnsi="Calibri"/>
+                <w:b w:val="0"/>
+                <w:color w:val="111111"/>
+                <w:sz w:val="20"/>
+              </w:rPr>
               <w:t xml:space="preserve"> error TS2339 on </w:t>
             </w:r>
             <w:r>
               <w:rPr>
                 <w:rFonts w:ascii="Consolas" w:hAnsi="Consolas"/>
-                <w:sz w:val="20"/>
+                <w:color w:val="333333"/>
+                <w:sz w:val="18"/>
               </w:rPr>
               <w:t>.save()</w:t>
             </w:r>
@@ -1806,26 +2636,46 @@
           <w:p>
             <w:r/>
             <w:r>
+              <w:rPr>
+                <w:rFonts w:ascii="Calibri" w:hAnsi="Calibri"/>
+                <w:b w:val="0"/>
+                <w:color w:val="111111"/>
+                <w:sz w:val="20"/>
+              </w:rPr>
               <w:t xml:space="preserve">Updated interfaces to extend </w:t>
             </w:r>
             <w:r>
               <w:rPr>
                 <w:rFonts w:ascii="Consolas" w:hAnsi="Consolas"/>
-                <w:sz w:val="20"/>
+                <w:color w:val="333333"/>
+                <w:sz w:val="18"/>
               </w:rPr>
               <w:t>mongoose.Document</w:t>
             </w:r>
             <w:r>
+              <w:rPr>
+                <w:rFonts w:ascii="Calibri" w:hAnsi="Calibri"/>
+                <w:b w:val="0"/>
+                <w:color w:val="111111"/>
+                <w:sz w:val="20"/>
+              </w:rPr>
               <w:t xml:space="preserve">; </w:t>
             </w:r>
             <w:r>
               <w:rPr>
                 <w:rFonts w:ascii="Consolas" w:hAnsi="Consolas"/>
-                <w:sz w:val="20"/>
+                <w:color w:val="333333"/>
+                <w:sz w:val="18"/>
               </w:rPr>
               <w:t>npm run build</w:t>
             </w:r>
             <w:r>
+              <w:rPr>
+                <w:rFonts w:ascii="Calibri" w:hAnsi="Calibri"/>
+                <w:b w:val="0"/>
+                <w:color w:val="111111"/>
+                <w:sz w:val="20"/>
+              </w:rPr>
               <w:t xml:space="preserve"> green</w:t>
             </w:r>
           </w:p>
@@ -1839,6 +2689,12 @@
           <w:p>
             <w:r/>
             <w:r>
+              <w:rPr>
+                <w:rFonts w:ascii="Calibri" w:hAnsi="Calibri"/>
+                <w:b w:val="0"/>
+                <w:color w:val="111111"/>
+                <w:sz w:val="20"/>
+              </w:rPr>
               <w:t>D-05</w:t>
             </w:r>
           </w:p>
@@ -1850,6 +2706,12 @@
           <w:p>
             <w:r/>
             <w:r>
+              <w:rPr>
+                <w:rFonts w:ascii="Calibri" w:hAnsi="Calibri"/>
+                <w:b w:val="0"/>
+                <w:color w:val="111111"/>
+                <w:sz w:val="20"/>
+              </w:rPr>
               <w:t>S3</w:t>
             </w:r>
           </w:p>
@@ -1861,16 +2723,29 @@
           <w:p>
             <w:r/>
             <w:r>
+              <w:rPr>
+                <w:rFonts w:ascii="Calibri" w:hAnsi="Calibri"/>
+                <w:b w:val="0"/>
+                <w:color w:val="111111"/>
+                <w:sz w:val="20"/>
+              </w:rPr>
               <w:t xml:space="preserve">Dev env </w:t>
             </w:r>
             <w:r>
               <w:rPr>
                 <w:rFonts w:ascii="Consolas" w:hAnsi="Consolas"/>
-                <w:sz w:val="20"/>
+                <w:color w:val="333333"/>
+                <w:sz w:val="18"/>
               </w:rPr>
               <w:t>AI_TIMEOUT_MS=20000</w:t>
             </w:r>
             <w:r>
+              <w:rPr>
+                <w:rFonts w:ascii="Calibri" w:hAnsi="Calibri"/>
+                <w:b w:val="0"/>
+                <w:color w:val="111111"/>
+                <w:sz w:val="20"/>
+              </w:rPr>
               <w:t xml:space="preserve"> + placeholder key caused test timeout in Vitest 5000ms limit</w:t>
             </w:r>
           </w:p>
@@ -1882,16 +2757,29 @@
           <w:p>
             <w:r/>
             <w:r>
+              <w:rPr>
+                <w:rFonts w:ascii="Calibri" w:hAnsi="Calibri"/>
+                <w:b w:val="0"/>
+                <w:color w:val="111111"/>
+                <w:sz w:val="20"/>
+              </w:rPr>
               <w:t xml:space="preserve">Normalized dev/test default </w:t>
             </w:r>
             <w:r>
               <w:rPr>
                 <w:rFonts w:ascii="Consolas" w:hAnsi="Consolas"/>
-                <w:sz w:val="20"/>
+                <w:color w:val="333333"/>
+                <w:sz w:val="18"/>
               </w:rPr>
               <w:t>AI_TIMEOUT_MS=2000</w:t>
             </w:r>
             <w:r>
+              <w:rPr>
+                <w:rFonts w:ascii="Calibri" w:hAnsi="Calibri"/>
+                <w:b w:val="0"/>
+                <w:color w:val="111111"/>
+                <w:sz w:val="20"/>
+              </w:rPr>
               <w:t xml:space="preserve"> &amp; mock mode key handling; 19/19 Vitest tests green</w:t>
             </w:r>
           </w:p>
@@ -1905,6 +2793,12 @@
           <w:p>
             <w:r/>
             <w:r>
+              <w:rPr>
+                <w:rFonts w:ascii="Calibri" w:hAnsi="Calibri"/>
+                <w:b w:val="0"/>
+                <w:color w:val="111111"/>
+                <w:sz w:val="20"/>
+              </w:rPr>
               <w:t>D-06</w:t>
             </w:r>
           </w:p>
@@ -1916,6 +2810,12 @@
           <w:p>
             <w:r/>
             <w:r>
+              <w:rPr>
+                <w:rFonts w:ascii="Calibri" w:hAnsi="Calibri"/>
+                <w:b w:val="0"/>
+                <w:color w:val="111111"/>
+                <w:sz w:val="20"/>
+              </w:rPr>
               <w:t>S1</w:t>
             </w:r>
           </w:p>
@@ -1929,21 +2829,35 @@
             <w:r>
               <w:rPr>
                 <w:rFonts w:ascii="Consolas" w:hAnsi="Consolas"/>
-                <w:sz w:val="20"/>
+                <w:color w:val="333333"/>
+                <w:sz w:val="18"/>
               </w:rPr>
               <w:t>.env</w:t>
             </w:r>
             <w:r>
+              <w:rPr>
+                <w:rFonts w:ascii="Calibri" w:hAnsi="Calibri"/>
+                <w:b w:val="0"/>
+                <w:color w:val="111111"/>
+                <w:sz w:val="20"/>
+              </w:rPr>
               <w:t xml:space="preserve"> pinned deprecated </w:t>
             </w:r>
             <w:r>
               <w:rPr>
                 <w:rFonts w:ascii="Consolas" w:hAnsi="Consolas"/>
-                <w:sz w:val="20"/>
+                <w:color w:val="333333"/>
+                <w:sz w:val="18"/>
               </w:rPr>
               <w:t>gemini-2.0-flash</w:t>
             </w:r>
             <w:r>
+              <w:rPr>
+                <w:rFonts w:ascii="Calibri" w:hAnsi="Calibri"/>
+                <w:b w:val="0"/>
+                <w:color w:val="111111"/>
+                <w:sz w:val="20"/>
+              </w:rPr>
               <w:t xml:space="preserve"> → every live AI call returned 404</w:t>
             </w:r>
           </w:p>
@@ -1955,36 +2869,63 @@
           <w:p>
             <w:r/>
             <w:r>
+              <w:rPr>
+                <w:rFonts w:ascii="Calibri" w:hAnsi="Calibri"/>
+                <w:b w:val="0"/>
+                <w:color w:val="111111"/>
+                <w:sz w:val="20"/>
+              </w:rPr>
               <w:t xml:space="preserve">Updated model to </w:t>
             </w:r>
             <w:r>
               <w:rPr>
                 <w:rFonts w:ascii="Consolas" w:hAnsi="Consolas"/>
-                <w:sz w:val="20"/>
+                <w:color w:val="333333"/>
+                <w:sz w:val="18"/>
               </w:rPr>
               <w:t>gemini-3.6-flash</w:t>
             </w:r>
             <w:r>
+              <w:rPr>
+                <w:rFonts w:ascii="Calibri" w:hAnsi="Calibri"/>
+                <w:b w:val="0"/>
+                <w:color w:val="111111"/>
+                <w:sz w:val="20"/>
+              </w:rPr>
               <w:t xml:space="preserve"> in </w:t>
             </w:r>
             <w:r>
               <w:rPr>
                 <w:rFonts w:ascii="Consolas" w:hAnsi="Consolas"/>
-                <w:sz w:val="20"/>
+                <w:color w:val="333333"/>
+                <w:sz w:val="18"/>
               </w:rPr>
               <w:t>.env</w:t>
             </w:r>
             <w:r>
+              <w:rPr>
+                <w:rFonts w:ascii="Calibri" w:hAnsi="Calibri"/>
+                <w:b w:val="0"/>
+                <w:color w:val="111111"/>
+                <w:sz w:val="20"/>
+              </w:rPr>
               <w:t xml:space="preserve"> + </w:t>
             </w:r>
             <w:r>
               <w:rPr>
                 <w:rFonts w:ascii="Consolas" w:hAnsi="Consolas"/>
-                <w:sz w:val="20"/>
+                <w:color w:val="333333"/>
+                <w:sz w:val="18"/>
               </w:rPr>
               <w:t>env.ts</w:t>
             </w:r>
             <w:r>
+              <w:rPr>
+                <w:rFonts w:ascii="Calibri" w:hAnsi="Calibri"/>
+                <w:b w:val="0"/>
+                <w:color w:val="111111"/>
+                <w:sz w:val="20"/>
+              </w:rPr>
               <w:t xml:space="preserve"> default; live chat/diagnostic verified</w:t>
             </w:r>
           </w:p>
@@ -1998,6 +2939,12 @@
           <w:p>
             <w:r/>
             <w:r>
+              <w:rPr>
+                <w:rFonts w:ascii="Calibri" w:hAnsi="Calibri"/>
+                <w:b w:val="0"/>
+                <w:color w:val="111111"/>
+                <w:sz w:val="20"/>
+              </w:rPr>
               <w:t>D-07</w:t>
             </w:r>
           </w:p>
@@ -2009,6 +2956,12 @@
           <w:p>
             <w:r/>
             <w:r>
+              <w:rPr>
+                <w:rFonts w:ascii="Calibri" w:hAnsi="Calibri"/>
+                <w:b w:val="0"/>
+                <w:color w:val="111111"/>
+                <w:sz w:val="20"/>
+              </w:rPr>
               <w:t>S2</w:t>
             </w:r>
           </w:p>
@@ -2020,26 +2973,46 @@
           <w:p>
             <w:r/>
             <w:r>
+              <w:rPr>
+                <w:rFonts w:ascii="Calibri" w:hAnsi="Calibri"/>
+                <w:b w:val="0"/>
+                <w:color w:val="111111"/>
+                <w:sz w:val="20"/>
+              </w:rPr>
               <w:t xml:space="preserve">Global </w:t>
             </w:r>
             <w:r>
               <w:rPr>
                 <w:rFonts w:ascii="Consolas" w:hAnsi="Consolas"/>
-                <w:sz w:val="20"/>
+                <w:color w:val="333333"/>
+                <w:sz w:val="18"/>
               </w:rPr>
               <w:t>sanitizeFilter</w:t>
             </w:r>
             <w:r>
+              <w:rPr>
+                <w:rFonts w:ascii="Calibri" w:hAnsi="Calibri"/>
+                <w:b w:val="0"/>
+                <w:color w:val="111111"/>
+                <w:sz w:val="20"/>
+              </w:rPr>
               <w:t xml:space="preserve"> stripped legitimate </w:t>
             </w:r>
             <w:r>
               <w:rPr>
                 <w:rFonts w:ascii="Consolas" w:hAnsi="Consolas"/>
-                <w:sz w:val="20"/>
+                <w:color w:val="333333"/>
+                <w:sz w:val="18"/>
               </w:rPr>
               <w:t>$gte</w:t>
             </w:r>
             <w:r>
+              <w:rPr>
+                <w:rFonts w:ascii="Calibri" w:hAnsi="Calibri"/>
+                <w:b w:val="0"/>
+                <w:color w:val="111111"/>
+                <w:sz w:val="20"/>
+              </w:rPr>
               <w:t xml:space="preserve"> in submission rate-limit query → 500s on code submit</w:t>
             </w:r>
           </w:p>
@@ -2051,6 +3024,12 @@
           <w:p>
             <w:r/>
             <w:r>
+              <w:rPr>
+                <w:rFonts w:ascii="Calibri" w:hAnsi="Calibri"/>
+                <w:b w:val="0"/>
+                <w:color w:val="111111"/>
+                <w:sz w:val="20"/>
+              </w:rPr>
               <w:t>Removed blunt global filter; injection guarded precisely via controller whitelisting + Zod; 51/51 QA green</w:t>
             </w:r>
           </w:p>
@@ -2064,6 +3043,12 @@
           <w:p>
             <w:r/>
             <w:r>
+              <w:rPr>
+                <w:rFonts w:ascii="Calibri" w:hAnsi="Calibri"/>
+                <w:b w:val="0"/>
+                <w:color w:val="111111"/>
+                <w:sz w:val="20"/>
+              </w:rPr>
               <w:t>D-08</w:t>
             </w:r>
           </w:p>
@@ -2075,6 +3060,12 @@
           <w:p>
             <w:r/>
             <w:r>
+              <w:rPr>
+                <w:rFonts w:ascii="Calibri" w:hAnsi="Calibri"/>
+                <w:b w:val="0"/>
+                <w:color w:val="111111"/>
+                <w:sz w:val="20"/>
+              </w:rPr>
               <w:t>S3</w:t>
             </w:r>
           </w:p>
@@ -2086,26 +3077,46 @@
           <w:p>
             <w:r/>
             <w:r>
+              <w:rPr>
+                <w:rFonts w:ascii="Calibri" w:hAnsi="Calibri"/>
+                <w:b w:val="0"/>
+                <w:color w:val="111111"/>
+                <w:sz w:val="20"/>
+              </w:rPr>
               <w:t xml:space="preserve">Malformed submission </w:t>
             </w:r>
             <w:r>
               <w:rPr>
                 <w:rFonts w:ascii="Consolas" w:hAnsi="Consolas"/>
-                <w:sz w:val="20"/>
+                <w:color w:val="333333"/>
+                <w:sz w:val="18"/>
               </w:rPr>
               <w:t>ObjectId</w:t>
             </w:r>
             <w:r>
+              <w:rPr>
+                <w:rFonts w:ascii="Calibri" w:hAnsi="Calibri"/>
+                <w:b w:val="0"/>
+                <w:color w:val="111111"/>
+                <w:sz w:val="20"/>
+              </w:rPr>
               <w:t xml:space="preserve"> (e.g. </w:t>
             </w:r>
             <w:r>
               <w:rPr>
                 <w:rFonts w:ascii="Consolas" w:hAnsi="Consolas"/>
-                <w:sz w:val="20"/>
+                <w:color w:val="333333"/>
+                <w:sz w:val="18"/>
               </w:rPr>
               <w:t>undefined</w:t>
             </w:r>
             <w:r>
+              <w:rPr>
+                <w:rFonts w:ascii="Calibri" w:hAnsi="Calibri"/>
+                <w:b w:val="0"/>
+                <w:color w:val="111111"/>
+                <w:sz w:val="20"/>
+              </w:rPr>
               <w:t>) threw CastError → 500</w:t>
             </w:r>
           </w:p>
@@ -2119,11 +3130,18 @@
             <w:r>
               <w:rPr>
                 <w:rFonts w:ascii="Consolas" w:hAnsi="Consolas"/>
-                <w:sz w:val="20"/>
+                <w:color w:val="333333"/>
+                <w:sz w:val="18"/>
               </w:rPr>
               <w:t>mongoose.isValidObjectId</w:t>
             </w:r>
             <w:r>
+              <w:rPr>
+                <w:rFonts w:ascii="Calibri" w:hAnsi="Calibri"/>
+                <w:b w:val="0"/>
+                <w:color w:val="111111"/>
+                <w:sz w:val="20"/>
+              </w:rPr>
               <w:t xml:space="preserve"> guard → clean 404</w:t>
             </w:r>
           </w:p>
@@ -2137,6 +3155,12 @@
           <w:p>
             <w:r/>
             <w:r>
+              <w:rPr>
+                <w:rFonts w:ascii="Calibri" w:hAnsi="Calibri"/>
+                <w:b w:val="0"/>
+                <w:color w:val="111111"/>
+                <w:sz w:val="20"/>
+              </w:rPr>
               <w:t>D-09</w:t>
             </w:r>
           </w:p>
@@ -2148,6 +3172,12 @@
           <w:p>
             <w:r/>
             <w:r>
+              <w:rPr>
+                <w:rFonts w:ascii="Calibri" w:hAnsi="Calibri"/>
+                <w:b w:val="0"/>
+                <w:color w:val="111111"/>
+                <w:sz w:val="20"/>
+              </w:rPr>
               <w:t>S3</w:t>
             </w:r>
           </w:p>
@@ -2159,6 +3189,12 @@
           <w:p>
             <w:r/>
             <w:r>
+              <w:rPr>
+                <w:rFonts w:ascii="Calibri" w:hAnsi="Calibri"/>
+                <w:b w:val="0"/>
+                <w:color w:val="111111"/>
+                <w:sz w:val="20"/>
+              </w:rPr>
               <w:t>Malformed JSON body surfaced as 500 INTERNAL</w:t>
             </w:r>
           </w:p>
@@ -2170,22 +3206,36 @@
           <w:p>
             <w:r/>
             <w:r>
+              <w:rPr>
+                <w:rFonts w:ascii="Calibri" w:hAnsi="Calibri"/>
+                <w:b w:val="0"/>
+                <w:color w:val="111111"/>
+                <w:sz w:val="20"/>
+              </w:rPr>
               <w:t xml:space="preserve">Body-parser errors mapped to 400 </w:t>
             </w:r>
             <w:r>
               <w:rPr>
                 <w:rFonts w:ascii="Consolas" w:hAnsi="Consolas"/>
-                <w:sz w:val="20"/>
+                <w:color w:val="333333"/>
+                <w:sz w:val="18"/>
               </w:rPr>
               <w:t>INVALID_JSON</w:t>
             </w:r>
             <w:r>
+              <w:rPr>
+                <w:rFonts w:ascii="Calibri" w:hAnsi="Calibri"/>
+                <w:b w:val="0"/>
+                <w:color w:val="111111"/>
+                <w:sz w:val="20"/>
+              </w:rPr>
               <w:t xml:space="preserve"> / 413 </w:t>
             </w:r>
             <w:r>
               <w:rPr>
                 <w:rFonts w:ascii="Consolas" w:hAnsi="Consolas"/>
-                <w:sz w:val="20"/>
+                <w:color w:val="333333"/>
+                <w:sz w:val="18"/>
               </w:rPr>
               <w:t>PAYLOAD_TOO_LARGE</w:t>
             </w:r>
@@ -2200,6 +3250,12 @@
           <w:p>
             <w:r/>
             <w:r>
+              <w:rPr>
+                <w:rFonts w:ascii="Calibri" w:hAnsi="Calibri"/>
+                <w:b w:val="0"/>
+                <w:color w:val="111111"/>
+                <w:sz w:val="20"/>
+              </w:rPr>
               <w:t>D-10</w:t>
             </w:r>
           </w:p>
@@ -2211,6 +3267,12 @@
           <w:p>
             <w:r/>
             <w:r>
+              <w:rPr>
+                <w:rFonts w:ascii="Calibri" w:hAnsi="Calibri"/>
+                <w:b w:val="0"/>
+                <w:color w:val="111111"/>
+                <w:sz w:val="20"/>
+              </w:rPr>
               <w:t>S3</w:t>
             </w:r>
           </w:p>
@@ -2222,6 +3284,12 @@
           <w:p>
             <w:r/>
             <w:r>
+              <w:rPr>
+                <w:rFonts w:ascii="Calibri" w:hAnsi="Calibri"/>
+                <w:b w:val="0"/>
+                <w:color w:val="111111"/>
+                <w:sz w:val="20"/>
+              </w:rPr>
               <w:t>Live-Gemini chat test assumed no API key → false failure once a key was configured</w:t>
             </w:r>
           </w:p>
@@ -2233,6 +3301,12 @@
           <w:p>
             <w:r/>
             <w:r>
+              <w:rPr>
+                <w:rFonts w:ascii="Calibri" w:hAnsi="Calibri"/>
+                <w:b w:val="0"/>
+                <w:color w:val="111111"/>
+                <w:sz w:val="20"/>
+              </w:rPr>
               <w:t>Test made quota-tolerant; later superseded by D-11's always-works contract</w:t>
             </w:r>
           </w:p>
@@ -2246,6 +3320,12 @@
           <w:p>
             <w:r/>
             <w:r>
+              <w:rPr>
+                <w:rFonts w:ascii="Calibri" w:hAnsi="Calibri"/>
+                <w:b w:val="0"/>
+                <w:color w:val="111111"/>
+                <w:sz w:val="20"/>
+              </w:rPr>
               <w:t>D-11</w:t>
             </w:r>
           </w:p>
@@ -2257,6 +3337,12 @@
           <w:p>
             <w:r/>
             <w:r>
+              <w:rPr>
+                <w:rFonts w:ascii="Calibri" w:hAnsi="Calibri"/>
+                <w:b w:val="0"/>
+                <w:color w:val="111111"/>
+                <w:sz w:val="20"/>
+              </w:rPr>
               <w:t>S2</w:t>
             </w:r>
           </w:p>
@@ -2268,6 +3354,12 @@
           <w:p>
             <w:r/>
             <w:r>
+              <w:rPr>
+                <w:rFonts w:ascii="Calibri" w:hAnsi="Calibri"/>
+                <w:b w:val="0"/>
+                <w:color w:val="111111"/>
+                <w:sz w:val="20"/>
+              </w:rPr>
               <w:t>Chat surfaced a hard "Gemini is unavailable" 503 to learners when the free-tier quota/rate limit was hit</w:t>
             </w:r>
           </w:p>
@@ -2279,16 +3371,29 @@
           <w:p>
             <w:r/>
             <w:r>
+              <w:rPr>
+                <w:rFonts w:ascii="Calibri" w:hAnsi="Calibri"/>
+                <w:b w:val="0"/>
+                <w:color w:val="111111"/>
+                <w:sz w:val="20"/>
+              </w:rPr>
               <w:t xml:space="preserve">Chat now degrades gracefully to the built-in knowledge base (reply flagged </w:t>
             </w:r>
             <w:r>
               <w:rPr>
                 <w:rFonts w:ascii="Consolas" w:hAnsi="Consolas"/>
-                <w:sz w:val="20"/>
+                <w:color w:val="333333"/>
+                <w:sz w:val="18"/>
               </w:rPr>
               <w:t>degraded</w:t>
             </w:r>
             <w:r>
+              <w:rPr>
+                <w:rFonts w:ascii="Calibri" w:hAnsi="Calibri"/>
+                <w:b w:val="0"/>
+                <w:color w:val="111111"/>
+                <w:sz w:val="20"/>
+              </w:rPr>
               <w:t>, UI shows a transparent amber notice) — Ask AI never errors</w:t>
             </w:r>
           </w:p>
@@ -2298,61 +3403,109 @@
     <w:p/>
     <w:p>
       <w:r>
+        <w:rPr>
+          <w:rFonts w:ascii="Calibri" w:hAnsi="Calibri"/>
+          <w:b w:val="0"/>
+          <w:color w:val="111111"/>
+          <w:sz w:val="22"/>
+        </w:rPr>
         <w:t>Defects resolved during the build phase (carried for completeness): Zod schema stripped the</w:t>
       </w:r>
     </w:p>
     <w:p>
       <w:r>
+        <w:rPr>
+          <w:rFonts w:ascii="Calibri" w:hAnsi="Calibri"/>
+          <w:b w:val="0"/>
+          <w:color w:val="111111"/>
+          <w:sz w:val="22"/>
+        </w:rPr>
         <w:t xml:space="preserve">question </w:t>
       </w:r>
       <w:r>
         <w:rPr>
           <w:rFonts w:ascii="Consolas" w:hAnsi="Consolas"/>
+          <w:color w:val="333333"/>
           <w:sz w:val="20"/>
         </w:rPr>
         <w:t>rationale</w:t>
       </w:r>
       <w:r>
+        <w:rPr>
+          <w:rFonts w:ascii="Calibri" w:hAnsi="Calibri"/>
+          <w:b w:val="0"/>
+          <w:color w:val="111111"/>
+          <w:sz w:val="22"/>
+        </w:rPr>
         <w:t xml:space="preserve"> field; Mongoose Mixed-path change tracking dropped matrix updates; chat</w:t>
       </w:r>
     </w:p>
     <w:p>
       <w:r>
+        <w:rPr>
+          <w:rFonts w:ascii="Calibri" w:hAnsi="Calibri"/>
+          <w:b w:val="0"/>
+          <w:color w:val="111111"/>
+          <w:sz w:val="22"/>
+        </w:rPr>
         <w:t xml:space="preserve">history query-shape mismatch kept the UI list empty; embedded-MongoDB </w:t>
       </w:r>
       <w:r>
         <w:rPr>
           <w:rFonts w:ascii="Consolas" w:hAnsi="Consolas"/>
+          <w:color w:val="333333"/>
           <w:sz w:val="20"/>
         </w:rPr>
         <w:t>dbPath</w:t>
       </w:r>
       <w:r>
+        <w:rPr>
+          <w:rFonts w:ascii="Calibri" w:hAnsi="Calibri"/>
+          <w:b w:val="0"/>
+          <w:color w:val="111111"/>
+          <w:sz w:val="22"/>
+        </w:rPr>
         <w:t xml:space="preserve"> ENOENT on first</w:t>
       </w:r>
     </w:p>
     <w:p>
       <w:r>
+        <w:rPr>
+          <w:rFonts w:ascii="Calibri" w:hAnsi="Calibri"/>
+          <w:b w:val="0"/>
+          <w:color w:val="111111"/>
+          <w:sz w:val="22"/>
+        </w:rPr>
         <w:t xml:space="preserve">boot; a duplicate </w:t>
       </w:r>
       <w:r>
         <w:rPr>
           <w:rFonts w:ascii="Consolas" w:hAnsi="Consolas"/>
+          <w:color w:val="333333"/>
           <w:sz w:val="20"/>
         </w:rPr>
         <w:t>maxItems</w:t>
       </w:r>
       <w:r>
+        <w:rPr>
+          <w:rFonts w:ascii="Calibri" w:hAnsi="Calibri"/>
+          <w:b w:val="0"/>
+          <w:color w:val="111111"/>
+          <w:sz w:val="22"/>
+        </w:rPr>
         <w:t xml:space="preserve"> declaration broke compilation. All fixed and regression-covered.</w:t>
       </w:r>
     </w:p>
     <w:p>
       <w:pPr>
-        <w:pStyle w:val="Heading2"/>
+        <w:pStyle w:val="Heading1"/>
       </w:pPr>
       <w:r>
         <w:rPr>
-          <w:color w:val="17365D"/>
+          <w:rFonts w:ascii="Calibri" w:hAnsi="Calibri"/>
+          <w:b/>
+          <w:color w:val="000000"/>
+          <w:sz w:val="30"/>
         </w:rPr>
         <w:t>4. Known Limitations &amp; Risks</w:t>
       </w:r>
@@ -2363,26 +3516,48 @@
       </w:pPr>
       <w:r>
         <w:rPr>
+          <w:rFonts w:ascii="Calibri" w:hAnsi="Calibri"/>
           <w:b/>
+          <w:color w:val="111111"/>
+          <w:sz w:val="22"/>
         </w:rPr>
         <w:t>Billing is mocked</w:t>
       </w:r>
       <w:r>
+        <w:rPr>
+          <w:rFonts w:ascii="Calibri" w:hAnsi="Calibri"/>
+          <w:b w:val="0"/>
+          <w:color w:val="111111"/>
+          <w:sz w:val="22"/>
+        </w:rPr>
         <w:t xml:space="preserve"> — the upgrade endpoint flips the plan directly; Stripe integration is a</w:t>
       </w:r>
     </w:p>
     <w:p>
       <w:r>
+        <w:rPr>
+          <w:rFonts w:ascii="Calibri" w:hAnsi="Calibri"/>
+          <w:b w:val="0"/>
+          <w:color w:val="111111"/>
+          <w:sz w:val="22"/>
+        </w:rPr>
         <w:t xml:space="preserve">single-endpoint swap (see </w:t>
       </w:r>
       <w:r>
         <w:rPr>
           <w:rFonts w:ascii="Consolas" w:hAnsi="Consolas"/>
+          <w:color w:val="333333"/>
           <w:sz w:val="20"/>
         </w:rPr>
         <w:t>08_MVP_and_Roadmap.md</w:t>
       </w:r>
       <w:r>
+        <w:rPr>
+          <w:rFonts w:ascii="Calibri" w:hAnsi="Calibri"/>
+          <w:b w:val="0"/>
+          <w:color w:val="111111"/>
+          <w:sz w:val="22"/>
+        </w:rPr>
         <w:t>).</w:t>
       </w:r>
     </w:p>
@@ -2392,26 +3567,48 @@
       </w:pPr>
       <w:r>
         <w:rPr>
+          <w:rFonts w:ascii="Calibri" w:hAnsi="Calibri"/>
           <w:b/>
+          <w:color w:val="111111"/>
+          <w:sz w:val="22"/>
         </w:rPr>
         <w:t>Dev database is ephemeral</w:t>
       </w:r>
       <w:r>
+        <w:rPr>
+          <w:rFonts w:ascii="Calibri" w:hAnsi="Calibri"/>
+          <w:b w:val="0"/>
+          <w:color w:val="111111"/>
+          <w:sz w:val="22"/>
+        </w:rPr>
         <w:t xml:space="preserve"> — resets on restart by design; point </w:t>
       </w:r>
       <w:r>
         <w:rPr>
           <w:rFonts w:ascii="Consolas" w:hAnsi="Consolas"/>
+          <w:color w:val="333333"/>
           <w:sz w:val="20"/>
         </w:rPr>
         <w:t>MONGO_URI</w:t>
       </w:r>
       <w:r>
+        <w:rPr>
+          <w:rFonts w:ascii="Calibri" w:hAnsi="Calibri"/>
+          <w:b w:val="0"/>
+          <w:color w:val="111111"/>
+          <w:sz w:val="22"/>
+        </w:rPr>
         <w:t xml:space="preserve"> at MongoDB for</w:t>
       </w:r>
     </w:p>
     <w:p>
       <w:r>
+        <w:rPr>
+          <w:rFonts w:ascii="Calibri" w:hAnsi="Calibri"/>
+          <w:b w:val="0"/>
+          <w:color w:val="111111"/>
+          <w:sz w:val="22"/>
+        </w:rPr>
         <w:t>persistence.</w:t>
       </w:r>
     </w:p>
@@ -2421,16 +3618,31 @@
       </w:pPr>
       <w:r>
         <w:rPr>
+          <w:rFonts w:ascii="Calibri" w:hAnsi="Calibri"/>
           <w:b/>
+          <w:color w:val="111111"/>
+          <w:sz w:val="22"/>
         </w:rPr>
         <w:t>Rate-limit state is in-memory</w:t>
       </w:r>
       <w:r>
+        <w:rPr>
+          <w:rFonts w:ascii="Calibri" w:hAnsi="Calibri"/>
+          <w:b w:val="0"/>
+          <w:color w:val="111111"/>
+          <w:sz w:val="22"/>
+        </w:rPr>
         <w:t xml:space="preserve"> — use a shared store (e.g., Redis) before scaling past one</w:t>
       </w:r>
     </w:p>
     <w:p>
       <w:r>
+        <w:rPr>
+          <w:rFonts w:ascii="Calibri" w:hAnsi="Calibri"/>
+          <w:b w:val="0"/>
+          <w:color w:val="111111"/>
+          <w:sz w:val="22"/>
+        </w:rPr>
         <w:t>instance.</w:t>
       </w:r>
     </w:p>
@@ -2440,26 +3652,48 @@
       </w:pPr>
       <w:r>
         <w:rPr>
+          <w:rFonts w:ascii="Calibri" w:hAnsi="Calibri"/>
           <w:b/>
+          <w:color w:val="111111"/>
+          <w:sz w:val="22"/>
         </w:rPr>
         <w:t>AI runs in mock mode</w:t>
       </w:r>
       <w:r>
+        <w:rPr>
+          <w:rFonts w:ascii="Calibri" w:hAnsi="Calibri"/>
+          <w:b w:val="0"/>
+          <w:color w:val="111111"/>
+          <w:sz w:val="22"/>
+        </w:rPr>
         <w:t xml:space="preserve"> until </w:t>
       </w:r>
       <w:r>
         <w:rPr>
           <w:rFonts w:ascii="Consolas" w:hAnsi="Consolas"/>
+          <w:color w:val="333333"/>
           <w:sz w:val="20"/>
         </w:rPr>
         <w:t>GEMINI_API_KEY</w:t>
       </w:r>
       <w:r>
+        <w:rPr>
+          <w:rFonts w:ascii="Calibri" w:hAnsi="Calibri"/>
+          <w:b w:val="0"/>
+          <w:color w:val="111111"/>
+          <w:sz w:val="22"/>
+        </w:rPr>
         <w:t xml:space="preserve"> is configured; structured-output validation</w:t>
       </w:r>
     </w:p>
     <w:p>
       <w:r>
+        <w:rPr>
+          <w:rFonts w:ascii="Calibri" w:hAnsi="Calibri"/>
+          <w:b w:val="0"/>
+          <w:color w:val="111111"/>
+          <w:sz w:val="22"/>
+        </w:rPr>
         <w:t>applies in both modes.</w:t>
       </w:r>
     </w:p>
@@ -2468,21 +3702,36 @@
         <w:pStyle w:val="ListBullet"/>
       </w:pPr>
       <w:r>
+        <w:rPr>
+          <w:rFonts w:ascii="Calibri" w:hAnsi="Calibri"/>
+          <w:b w:val="0"/>
+          <w:color w:val="111111"/>
+          <w:sz w:val="22"/>
+        </w:rPr>
         <w:t>Process supervision is manual in dev; production deployments should run under a process</w:t>
       </w:r>
     </w:p>
     <w:p>
       <w:r>
+        <w:rPr>
+          <w:rFonts w:ascii="Calibri" w:hAnsi="Calibri"/>
+          <w:b w:val="0"/>
+          <w:color w:val="111111"/>
+          <w:sz w:val="22"/>
+        </w:rPr>
         <w:t>manager with graceful shutdown hooks.</w:t>
       </w:r>
     </w:p>
     <w:p>
       <w:pPr>
-        <w:pStyle w:val="Heading2"/>
+        <w:pStyle w:val="Heading1"/>
       </w:pPr>
       <w:r>
         <w:rPr>
-          <w:color w:val="17365D"/>
+          <w:rFonts w:ascii="Calibri" w:hAnsi="Calibri"/>
+          <w:b/>
+          <w:color w:val="000000"/>
+          <w:sz w:val="30"/>
         </w:rPr>
         <w:t>5. Recommendation</w:t>
       </w:r>
@@ -2490,28 +3739,52 @@
     <w:p>
       <w:r>
         <w:rPr>
+          <w:rFonts w:ascii="Calibri" w:hAnsi="Calibri"/>
           <w:b/>
+          <w:color w:val="111111"/>
+          <w:sz w:val="22"/>
         </w:rPr>
         <w:t>Sign-off: PASS.</w:t>
       </w:r>
       <w:r>
+        <w:rPr>
+          <w:rFonts w:ascii="Calibri" w:hAnsi="Calibri"/>
+          <w:b w:val="0"/>
+          <w:color w:val="111111"/>
+          <w:sz w:val="22"/>
+        </w:rPr>
         <w:t xml:space="preserve"> All exit criteria from the test plan are met: 100% automated suite green,</w:t>
       </w:r>
     </w:p>
     <w:p>
       <w:r>
+        <w:rPr>
+          <w:rFonts w:ascii="Calibri" w:hAnsi="Calibri"/>
+          <w:b w:val="0"/>
+          <w:color w:val="111111"/>
+          <w:sz w:val="22"/>
+        </w:rPr>
         <w:t>zero unresolved S1/S2 findings, correct premium gating, and hardened security headers verified</w:t>
       </w:r>
     </w:p>
     <w:p>
       <w:r>
+        <w:rPr>
+          <w:rFonts w:ascii="Calibri" w:hAnsi="Calibri"/>
+          <w:b w:val="0"/>
+          <w:color w:val="111111"/>
+          <w:sz w:val="22"/>
+        </w:rPr>
         <w:t>in production mode. The MVP is approved for hackathon demonstration and stakeholder preview.</w:t>
       </w:r>
     </w:p>
     <w:p>
       <w:r>
         <w:rPr>
+          <w:rFonts w:ascii="Calibri" w:hAnsi="Calibri"/>
           <w:i/>
+          <w:color w:val="111111"/>
+          <w:sz w:val="22"/>
         </w:rPr>
         <w:t>End of Document — 11_QA_Report.md</w:t>
       </w:r>
